--- a/data/raw/Leave_Application.docx
+++ b/data/raw/Leave_Application.docx
@@ -14,192 +14,2469 @@
           <w:b/>
           <w:bCs/>
         </w:rPr>
-        <w:t xml:space="preserve">Leave Application System </w:t>
-      </w:r>
-    </w:p>
-    <w:p>
-      <w:r>
-        <w:t xml:space="preserve">The college offers a structured digital </w:t>
-      </w:r>
-      <w:r>
-        <w:rPr>
-          <w:b/>
-          <w:bCs/>
-        </w:rPr>
-        <w:t>Leave Management System</w:t>
-      </w:r>
-      <w:r>
-        <w:t xml:space="preserve"> through the ERP portal, accessible only to teaching and non-teaching staff. The following are the primary categories:</w:t>
-      </w:r>
-    </w:p>
-    <w:p>
-      <w:pPr>
-        <w:numPr>
-          <w:ilvl w:val="0"/>
-          <w:numId w:val="1"/>
-        </w:numPr>
-      </w:pPr>
-      <w:r>
-        <w:rPr>
-          <w:b/>
-          <w:bCs/>
-        </w:rPr>
-        <w:t>Casual Leave (CL)</w:t>
-      </w:r>
-      <w:r>
-        <w:t xml:space="preserve">: Faculty are entitled to </w:t>
-      </w:r>
-      <w:r>
-        <w:rPr>
-          <w:b/>
-          <w:bCs/>
-        </w:rPr>
-        <w:t>12 days</w:t>
-      </w:r>
-      <w:r>
-        <w:t xml:space="preserve"> of casual leave per calendar year. These are applicable for personal emergencies, errands, or family events. Prior approval is required unless it's an emergency.</w:t>
-      </w:r>
-    </w:p>
-    <w:p>
-      <w:pPr>
-        <w:numPr>
-          <w:ilvl w:val="0"/>
-          <w:numId w:val="1"/>
-        </w:numPr>
-      </w:pPr>
-      <w:r>
-        <w:rPr>
-          <w:b/>
-          <w:bCs/>
-        </w:rPr>
-        <w:t>Sick Leave (SL)</w:t>
-      </w:r>
-      <w:r>
-        <w:t xml:space="preserve">: Professors can avail up to </w:t>
-      </w:r>
-      <w:r>
-        <w:rPr>
-          <w:b/>
-          <w:bCs/>
-        </w:rPr>
-        <w:t>10 days of sick leave</w:t>
-      </w:r>
-      <w:r>
-        <w:t xml:space="preserve"> annually. A medical certificate is required for absences longer than 2 days. SL can also be converted to Earned Leave with Dean’s approval in special cases.</w:t>
-      </w:r>
-    </w:p>
-    <w:p>
-      <w:pPr>
-        <w:numPr>
-          <w:ilvl w:val="0"/>
-          <w:numId w:val="1"/>
-        </w:numPr>
-      </w:pPr>
-      <w:r>
-        <w:rPr>
-          <w:b/>
-          <w:bCs/>
-        </w:rPr>
-        <w:t>Earned Leave (EL)</w:t>
-      </w:r>
-      <w:r>
-        <w:t>: Full-time staff earn leave days based on service. These are typically used for long-term vacations, sabbaticals, or international academic visits. Advance application is mandatory (minimum 15 days prior).</w:t>
-      </w:r>
-    </w:p>
-    <w:p>
-      <w:pPr>
-        <w:numPr>
-          <w:ilvl w:val="0"/>
-          <w:numId w:val="1"/>
-        </w:numPr>
-      </w:pPr>
-      <w:r>
-        <w:rPr>
-          <w:b/>
-          <w:bCs/>
-        </w:rPr>
-        <w:t>Festival &amp; Government Holidays</w:t>
-      </w:r>
-      <w:r>
-        <w:t xml:space="preserve">: As per the </w:t>
-      </w:r>
-      <w:r>
-        <w:rPr>
-          <w:b/>
-          <w:bCs/>
-        </w:rPr>
-        <w:t>Tamil Nadu Government calendar</w:t>
-      </w:r>
-      <w:r>
-        <w:t xml:space="preserve">, holidays such as </w:t>
-      </w:r>
-      <w:r>
-        <w:rPr>
-          <w:b/>
-          <w:bCs/>
-        </w:rPr>
-        <w:t>Pongal (Jan 15–18)</w:t>
-      </w:r>
-      <w:r>
+        <w:t>Leave Management System at Powerpuff Girls Arts and Science College</w:t>
+      </w:r>
+    </w:p>
+    <w:p>
+      <w:pPr>
+        <w:rPr>
+          <w:b/>
+          <w:bCs/>
+        </w:rPr>
+      </w:pPr>
+      <w:r>
+        <w:rPr>
+          <w:b/>
+          <w:bCs/>
+        </w:rPr>
+        <w:t xml:space="preserve">Powerpuff Girls Arts and Science College, Townsville, Tamil Nadu, operates a digital Leave Management System via its ERP portal for teaching and non-teaching staff, aligned with NAAC A+ and University of Townsville standards. Supporting B.A. English Literature, B.Sc. Computer Science, </w:t>
+      </w:r>
+      <w:proofErr w:type="gramStart"/>
+      <w:r>
+        <w:rPr>
+          <w:b/>
+          <w:bCs/>
+        </w:rPr>
+        <w:t>B.Com</w:t>
+      </w:r>
+      <w:proofErr w:type="gramEnd"/>
+      <w:r>
+        <w:rPr>
+          <w:b/>
+          <w:bCs/>
+        </w:rPr>
+        <w:t xml:space="preserve"> Accounting &amp; Finance, B.Sc. Psychology, B.B.A, M.Sc. Data Science, and M.A. Journalism &amp; Mass Communication, the system manages Casual Leave (CL), Sick Leave (SL), Earned Leave (EL), Festival &amp; Government Holidays, and Duty Leave, ensuring transparency and academic continuity.</w:t>
+      </w:r>
+    </w:p>
+    <w:p>
+      <w:pPr>
+        <w:rPr>
+          <w:b/>
+          <w:bCs/>
+        </w:rPr>
+      </w:pPr>
+      <w:r>
+        <w:rPr>
+          <w:b/>
+          <w:bCs/>
+        </w:rPr>
+        <w:pict w14:anchorId="600A2C95">
+          <v:rect id="_x0000_i1079" style="width:0;height:1.5pt" o:hralign="center" o:hrstd="t" o:hr="t" fillcolor="#a0a0a0" stroked="f"/>
+        </w:pict>
+      </w:r>
+    </w:p>
+    <w:p>
+      <w:pPr>
+        <w:rPr>
+          <w:b/>
+          <w:bCs/>
+        </w:rPr>
+      </w:pPr>
+      <w:r>
+        <w:rPr>
+          <w:b/>
+          <w:bCs/>
+        </w:rPr>
+        <w:t>System Overview</w:t>
+      </w:r>
+    </w:p>
+    <w:p>
+      <w:pPr>
+        <w:numPr>
+          <w:ilvl w:val="0"/>
+          <w:numId w:val="2"/>
+        </w:numPr>
+        <w:rPr>
+          <w:b/>
+          <w:bCs/>
+        </w:rPr>
+      </w:pPr>
+      <w:r>
+        <w:rPr>
+          <w:b/>
+          <w:bCs/>
+        </w:rPr>
+        <w:t xml:space="preserve">Platform: ERP portal, role-based (faculty, </w:t>
+      </w:r>
+      <w:proofErr w:type="spellStart"/>
+      <w:r>
+        <w:rPr>
+          <w:b/>
+          <w:bCs/>
+        </w:rPr>
+        <w:t>HoDs</w:t>
+      </w:r>
+      <w:proofErr w:type="spellEnd"/>
+      <w:r>
+        <w:rPr>
+          <w:b/>
+          <w:bCs/>
+        </w:rPr>
+        <w:t>, Dean, HR).</w:t>
+      </w:r>
+    </w:p>
+    <w:p>
+      <w:pPr>
+        <w:numPr>
+          <w:ilvl w:val="0"/>
+          <w:numId w:val="2"/>
+        </w:numPr>
+        <w:rPr>
+          <w:b/>
+          <w:bCs/>
+        </w:rPr>
+      </w:pPr>
+      <w:r>
+        <w:rPr>
+          <w:b/>
+          <w:bCs/>
+        </w:rPr>
+        <w:t>Features: Digital applications, document uploads, balance tracking, SMS/email alerts.</w:t>
+      </w:r>
+    </w:p>
+    <w:p>
+      <w:pPr>
+        <w:numPr>
+          <w:ilvl w:val="0"/>
+          <w:numId w:val="2"/>
+        </w:numPr>
+        <w:rPr>
+          <w:b/>
+          <w:bCs/>
+        </w:rPr>
+      </w:pPr>
+      <w:r>
+        <w:rPr>
+          <w:b/>
+          <w:bCs/>
+        </w:rPr>
+        <w:t>RAG Chatbot: Assists with queries (e.g., “CL balance?”), reducing HR queries by 35%.</w:t>
+      </w:r>
+    </w:p>
+    <w:p>
+      <w:pPr>
+        <w:numPr>
+          <w:ilvl w:val="0"/>
+          <w:numId w:val="2"/>
+        </w:numPr>
+        <w:rPr>
+          <w:b/>
+          <w:bCs/>
+        </w:rPr>
+      </w:pPr>
+      <w:r>
+        <w:rPr>
+          <w:b/>
+          <w:bCs/>
+        </w:rPr>
+        <w:t>Integration: Aligns with academic calendar (e.g., exams: Oct 13–31, 2025; Apr 13–24, 2026).</w:t>
+      </w:r>
+    </w:p>
+    <w:p>
+      <w:pPr>
+        <w:numPr>
+          <w:ilvl w:val="0"/>
+          <w:numId w:val="2"/>
+        </w:numPr>
+        <w:rPr>
+          <w:b/>
+          <w:bCs/>
+        </w:rPr>
+      </w:pPr>
+      <w:r>
+        <w:rPr>
+          <w:b/>
+          <w:bCs/>
+        </w:rPr>
+        <w:t>Security: Encrypted data, auditable logs for NAAC compliance.</w:t>
+      </w:r>
+    </w:p>
+    <w:p>
+      <w:pPr>
+        <w:rPr>
+          <w:b/>
+          <w:bCs/>
+        </w:rPr>
+      </w:pPr>
+      <w:r>
+        <w:rPr>
+          <w:b/>
+          <w:bCs/>
+        </w:rPr>
+        <w:pict w14:anchorId="015D2CF8">
+          <v:rect id="_x0000_i1080" style="width:0;height:1.5pt" o:hralign="center" o:hrstd="t" o:hr="t" fillcolor="#a0a0a0" stroked="f"/>
+        </w:pict>
+      </w:r>
+    </w:p>
+    <w:p>
+      <w:pPr>
+        <w:rPr>
+          <w:b/>
+          <w:bCs/>
+        </w:rPr>
+      </w:pPr>
+      <w:r>
+        <w:rPr>
+          <w:b/>
+          <w:bCs/>
+        </w:rPr>
+        <w:t>Leave Categories</w:t>
+      </w:r>
+    </w:p>
+    <w:p>
+      <w:pPr>
+        <w:rPr>
+          <w:b/>
+          <w:bCs/>
+        </w:rPr>
+      </w:pPr>
+      <w:r>
+        <w:rPr>
+          <w:b/>
+          <w:bCs/>
+        </w:rPr>
+        <w:t>1. Casual Leave (CL)</w:t>
+      </w:r>
+    </w:p>
+    <w:p>
+      <w:pPr>
+        <w:numPr>
+          <w:ilvl w:val="0"/>
+          <w:numId w:val="3"/>
+        </w:numPr>
+        <w:rPr>
+          <w:b/>
+          <w:bCs/>
+        </w:rPr>
+      </w:pPr>
+      <w:r>
+        <w:rPr>
+          <w:b/>
+          <w:bCs/>
+        </w:rPr>
+        <w:t>Entitlement: 12 days/calendar year for full-time staff.</w:t>
+      </w:r>
+    </w:p>
+    <w:p>
+      <w:pPr>
+        <w:numPr>
+          <w:ilvl w:val="0"/>
+          <w:numId w:val="3"/>
+        </w:numPr>
+        <w:rPr>
+          <w:b/>
+          <w:bCs/>
+        </w:rPr>
+      </w:pPr>
+      <w:r>
+        <w:rPr>
+          <w:b/>
+          <w:bCs/>
+        </w:rPr>
+        <w:t>Purpose: Personal emergencies, errands, family events (e.g., weddings).</w:t>
+      </w:r>
+    </w:p>
+    <w:p>
+      <w:pPr>
+        <w:numPr>
+          <w:ilvl w:val="0"/>
+          <w:numId w:val="3"/>
+        </w:numPr>
+        <w:rPr>
+          <w:b/>
+          <w:bCs/>
+        </w:rPr>
+      </w:pPr>
+      <w:r>
+        <w:rPr>
+          <w:b/>
+          <w:bCs/>
+        </w:rPr>
+        <w:t>Application:</w:t>
+      </w:r>
+    </w:p>
+    <w:p>
+      <w:pPr>
+        <w:numPr>
+          <w:ilvl w:val="1"/>
+          <w:numId w:val="3"/>
+        </w:numPr>
+        <w:rPr>
+          <w:b/>
+          <w:bCs/>
+        </w:rPr>
+      </w:pPr>
+      <w:r>
+        <w:rPr>
+          <w:b/>
+          <w:bCs/>
+        </w:rPr>
+        <w:t xml:space="preserve">Standard: Apply via ERP 3 days prior, </w:t>
+      </w:r>
+      <w:proofErr w:type="spellStart"/>
+      <w:r>
+        <w:rPr>
+          <w:b/>
+          <w:bCs/>
+        </w:rPr>
+        <w:t>HoD</w:t>
+      </w:r>
+      <w:proofErr w:type="spellEnd"/>
+      <w:r>
+        <w:rPr>
+          <w:b/>
+          <w:bCs/>
+        </w:rPr>
+        <w:t xml:space="preserve"> approves in 24 hours.</w:t>
+      </w:r>
+    </w:p>
+    <w:p>
+      <w:pPr>
+        <w:numPr>
+          <w:ilvl w:val="1"/>
+          <w:numId w:val="3"/>
+        </w:numPr>
+        <w:rPr>
+          <w:b/>
+          <w:bCs/>
+        </w:rPr>
+      </w:pPr>
+      <w:r>
+        <w:rPr>
+          <w:b/>
+          <w:bCs/>
+        </w:rPr>
+        <w:t>Emergency: Apply within 24 hours post-absence, limited to 4 days/year.</w:t>
+      </w:r>
+    </w:p>
+    <w:p>
+      <w:pPr>
+        <w:numPr>
+          <w:ilvl w:val="1"/>
+          <w:numId w:val="3"/>
+        </w:numPr>
+        <w:rPr>
+          <w:b/>
+          <w:bCs/>
+        </w:rPr>
+      </w:pPr>
+      <w:r>
+        <w:rPr>
+          <w:b/>
+          <w:bCs/>
+        </w:rPr>
+        <w:t>Example: B.Sc. CS professor applies for CL on Oct 19, 2025, avoiding exam duties.</w:t>
+      </w:r>
+    </w:p>
+    <w:p>
+      <w:pPr>
+        <w:numPr>
+          <w:ilvl w:val="0"/>
+          <w:numId w:val="3"/>
+        </w:numPr>
+        <w:rPr>
+          <w:b/>
+          <w:bCs/>
+        </w:rPr>
+      </w:pPr>
+      <w:r>
+        <w:rPr>
+          <w:b/>
+          <w:bCs/>
+        </w:rPr>
+        <w:t>Rules:</w:t>
+      </w:r>
+    </w:p>
+    <w:p>
+      <w:pPr>
+        <w:numPr>
+          <w:ilvl w:val="1"/>
+          <w:numId w:val="3"/>
+        </w:numPr>
+        <w:rPr>
+          <w:b/>
+          <w:bCs/>
+        </w:rPr>
+      </w:pPr>
+      <w:r>
+        <w:rPr>
+          <w:b/>
+          <w:bCs/>
+        </w:rPr>
+        <w:t>Max 3 consecutive days.</w:t>
+      </w:r>
+    </w:p>
+    <w:p>
+      <w:pPr>
+        <w:numPr>
+          <w:ilvl w:val="1"/>
+          <w:numId w:val="3"/>
+        </w:numPr>
+        <w:rPr>
+          <w:b/>
+          <w:bCs/>
+        </w:rPr>
+      </w:pPr>
+      <w:r>
+        <w:rPr>
+          <w:b/>
+          <w:bCs/>
+        </w:rPr>
+        <w:t>No carryover; lapses at year-end.</w:t>
+      </w:r>
+    </w:p>
+    <w:p>
+      <w:pPr>
+        <w:numPr>
+          <w:ilvl w:val="1"/>
+          <w:numId w:val="3"/>
+        </w:numPr>
+        <w:rPr>
+          <w:b/>
+          <w:bCs/>
+        </w:rPr>
+      </w:pPr>
+      <w:r>
+        <w:rPr>
+          <w:b/>
+          <w:bCs/>
+        </w:rPr>
+        <w:t>Cannot combine with EL/SL without Dean’s approval.</w:t>
+      </w:r>
+    </w:p>
+    <w:p>
+      <w:pPr>
+        <w:numPr>
+          <w:ilvl w:val="0"/>
+          <w:numId w:val="3"/>
+        </w:numPr>
+        <w:rPr>
+          <w:b/>
+          <w:bCs/>
+        </w:rPr>
+      </w:pPr>
+      <w:r>
+        <w:rPr>
+          <w:b/>
+          <w:bCs/>
+        </w:rPr>
+        <w:t>Documentation: ERP reason statement; emergency CL needs justification letter.</w:t>
+      </w:r>
+    </w:p>
+    <w:p>
+      <w:pPr>
+        <w:numPr>
+          <w:ilvl w:val="0"/>
+          <w:numId w:val="3"/>
+        </w:numPr>
+        <w:rPr>
+          <w:b/>
+          <w:bCs/>
+        </w:rPr>
+      </w:pPr>
+      <w:r>
+        <w:rPr>
+          <w:b/>
+          <w:bCs/>
+        </w:rPr>
+        <w:t>Impact: Faculty arrange substitutes (e.g., B.A. English’s Literary Criticism classes).</w:t>
+      </w:r>
+    </w:p>
+    <w:p>
+      <w:pPr>
+        <w:rPr>
+          <w:b/>
+          <w:bCs/>
+        </w:rPr>
+      </w:pPr>
+      <w:r>
+        <w:rPr>
+          <w:b/>
+          <w:bCs/>
+        </w:rPr>
+        <w:t>2. Sick Leave (SL)</w:t>
+      </w:r>
+    </w:p>
+    <w:p>
+      <w:pPr>
+        <w:numPr>
+          <w:ilvl w:val="0"/>
+          <w:numId w:val="4"/>
+        </w:numPr>
+        <w:rPr>
+          <w:b/>
+          <w:bCs/>
+        </w:rPr>
+      </w:pPr>
+      <w:r>
+        <w:rPr>
+          <w:b/>
+          <w:bCs/>
+        </w:rPr>
+        <w:t>Entitlement: 10 days/year for full-time staff.</w:t>
+      </w:r>
+    </w:p>
+    <w:p>
+      <w:pPr>
+        <w:numPr>
+          <w:ilvl w:val="0"/>
+          <w:numId w:val="4"/>
+        </w:numPr>
+        <w:rPr>
+          <w:b/>
+          <w:bCs/>
+        </w:rPr>
+      </w:pPr>
+      <w:r>
+        <w:rPr>
+          <w:b/>
+          <w:bCs/>
+        </w:rPr>
+        <w:t>Purpose: Health issues (e.g., flu, surgery).</w:t>
+      </w:r>
+    </w:p>
+    <w:p>
+      <w:pPr>
+        <w:numPr>
+          <w:ilvl w:val="0"/>
+          <w:numId w:val="4"/>
+        </w:numPr>
+        <w:rPr>
+          <w:b/>
+          <w:bCs/>
+        </w:rPr>
+      </w:pPr>
+      <w:r>
+        <w:rPr>
+          <w:b/>
+          <w:bCs/>
+        </w:rPr>
+        <w:lastRenderedPageBreak/>
+        <w:t>Application:</w:t>
+      </w:r>
+    </w:p>
+    <w:p>
+      <w:pPr>
+        <w:numPr>
+          <w:ilvl w:val="1"/>
+          <w:numId w:val="4"/>
+        </w:numPr>
+        <w:rPr>
+          <w:b/>
+          <w:bCs/>
+        </w:rPr>
+      </w:pPr>
+      <w:r>
+        <w:rPr>
+          <w:b/>
+          <w:bCs/>
+        </w:rPr>
+        <w:t>Apply via ERP within 24 hours for ≤2 days, no certificate.</w:t>
+      </w:r>
+    </w:p>
+    <w:p>
+      <w:pPr>
+        <w:numPr>
+          <w:ilvl w:val="1"/>
+          <w:numId w:val="4"/>
+        </w:numPr>
+        <w:rPr>
+          <w:b/>
+          <w:bCs/>
+        </w:rPr>
+      </w:pPr>
+      <w:r>
+        <w:rPr>
+          <w:b/>
+          <w:bCs/>
+        </w:rPr>
+        <w:t>For &gt;2 days, submit medical certificate within 48 hours post-return.</w:t>
+      </w:r>
+    </w:p>
+    <w:p>
+      <w:pPr>
+        <w:numPr>
+          <w:ilvl w:val="1"/>
+          <w:numId w:val="4"/>
+        </w:numPr>
+        <w:rPr>
+          <w:b/>
+          <w:bCs/>
+        </w:rPr>
+      </w:pPr>
+      <w:r>
+        <w:rPr>
+          <w:b/>
+          <w:bCs/>
+        </w:rPr>
+        <w:t>Conversion to EL: Max 5 days/year with Dean’s approval.</w:t>
+      </w:r>
+    </w:p>
+    <w:p>
+      <w:pPr>
+        <w:numPr>
+          <w:ilvl w:val="1"/>
+          <w:numId w:val="4"/>
+        </w:numPr>
+        <w:rPr>
+          <w:b/>
+          <w:bCs/>
+        </w:rPr>
+      </w:pPr>
+      <w:r>
+        <w:rPr>
+          <w:b/>
+          <w:bCs/>
+        </w:rPr>
+        <w:t xml:space="preserve">Example: </w:t>
+      </w:r>
+      <w:proofErr w:type="gramStart"/>
+      <w:r>
+        <w:rPr>
+          <w:b/>
+          <w:bCs/>
+        </w:rPr>
+        <w:t>B.Com</w:t>
+      </w:r>
+      <w:proofErr w:type="gramEnd"/>
+      <w:r>
+        <w:rPr>
+          <w:b/>
+          <w:bCs/>
+        </w:rPr>
+        <w:t xml:space="preserve"> professor submits certificate for 4-day flu absence.</w:t>
+      </w:r>
+    </w:p>
+    <w:p>
+      <w:pPr>
+        <w:numPr>
+          <w:ilvl w:val="0"/>
+          <w:numId w:val="4"/>
+        </w:numPr>
+        <w:rPr>
+          <w:b/>
+          <w:bCs/>
+        </w:rPr>
+      </w:pPr>
+      <w:r>
+        <w:rPr>
+          <w:b/>
+          <w:bCs/>
+        </w:rPr>
+        <w:t>Rules:</w:t>
+      </w:r>
+    </w:p>
+    <w:p>
+      <w:pPr>
+        <w:numPr>
+          <w:ilvl w:val="1"/>
+          <w:numId w:val="4"/>
+        </w:numPr>
+        <w:rPr>
+          <w:b/>
+          <w:bCs/>
+        </w:rPr>
+      </w:pPr>
+      <w:r>
+        <w:rPr>
+          <w:b/>
+          <w:bCs/>
+        </w:rPr>
+        <w:t>Carry forward up to 30 days.</w:t>
+      </w:r>
+    </w:p>
+    <w:p>
+      <w:pPr>
+        <w:numPr>
+          <w:ilvl w:val="1"/>
+          <w:numId w:val="4"/>
+        </w:numPr>
+        <w:rPr>
+          <w:b/>
+          <w:bCs/>
+        </w:rPr>
+      </w:pPr>
+      <w:r>
+        <w:rPr>
+          <w:b/>
+          <w:bCs/>
+        </w:rPr>
+        <w:t>Fraudulent claims lead to disciplinary action.</w:t>
+      </w:r>
+    </w:p>
+    <w:p>
+      <w:pPr>
+        <w:numPr>
+          <w:ilvl w:val="0"/>
+          <w:numId w:val="4"/>
+        </w:numPr>
+        <w:rPr>
+          <w:b/>
+          <w:bCs/>
+        </w:rPr>
+      </w:pPr>
+      <w:r>
+        <w:rPr>
+          <w:b/>
+          <w:bCs/>
+        </w:rPr>
+        <w:t>Documentation: Medical certificate for &gt;2 days, uploaded to ERP.</w:t>
+      </w:r>
+    </w:p>
+    <w:p>
+      <w:pPr>
+        <w:numPr>
+          <w:ilvl w:val="0"/>
+          <w:numId w:val="4"/>
+        </w:numPr>
+        <w:rPr>
+          <w:b/>
+          <w:bCs/>
+        </w:rPr>
+      </w:pPr>
+      <w:r>
+        <w:rPr>
+          <w:b/>
+          <w:bCs/>
+        </w:rPr>
+        <w:t xml:space="preserve">Impact: </w:t>
+      </w:r>
+      <w:proofErr w:type="spellStart"/>
+      <w:r>
+        <w:rPr>
+          <w:b/>
+          <w:bCs/>
+        </w:rPr>
+        <w:t>HoDs</w:t>
+      </w:r>
+      <w:proofErr w:type="spellEnd"/>
+      <w:r>
+        <w:rPr>
+          <w:b/>
+          <w:bCs/>
+        </w:rPr>
+        <w:t xml:space="preserve"> arrange coverage (e.g., M.Sc. Data Science’s Python labs).</w:t>
+      </w:r>
+    </w:p>
+    <w:p>
+      <w:pPr>
+        <w:rPr>
+          <w:b/>
+          <w:bCs/>
+        </w:rPr>
+      </w:pPr>
+      <w:r>
+        <w:rPr>
+          <w:b/>
+          <w:bCs/>
+        </w:rPr>
+        <w:t>3. Earned Leave (EL)</w:t>
+      </w:r>
+    </w:p>
+    <w:p>
+      <w:pPr>
+        <w:numPr>
+          <w:ilvl w:val="0"/>
+          <w:numId w:val="5"/>
+        </w:numPr>
+        <w:rPr>
+          <w:b/>
+          <w:bCs/>
+        </w:rPr>
+      </w:pPr>
+      <w:r>
+        <w:rPr>
+          <w:b/>
+          <w:bCs/>
+        </w:rPr>
+        <w:t>Entitlement:</w:t>
+      </w:r>
+    </w:p>
+    <w:p>
+      <w:pPr>
+        <w:numPr>
+          <w:ilvl w:val="1"/>
+          <w:numId w:val="5"/>
+        </w:numPr>
+        <w:rPr>
+          <w:b/>
+          <w:bCs/>
+        </w:rPr>
+      </w:pPr>
+      <w:r>
+        <w:rPr>
+          <w:b/>
+          <w:bCs/>
+        </w:rPr>
+        <w:t>1–5 years: 15 days/year.</w:t>
+      </w:r>
+    </w:p>
+    <w:p>
+      <w:pPr>
+        <w:numPr>
+          <w:ilvl w:val="1"/>
+          <w:numId w:val="5"/>
+        </w:numPr>
+        <w:rPr>
+          <w:b/>
+          <w:bCs/>
+        </w:rPr>
+      </w:pPr>
+      <w:r>
+        <w:rPr>
+          <w:b/>
+          <w:bCs/>
+        </w:rPr>
+        <w:t>6–10 years: 20 days/year.</w:t>
+      </w:r>
+    </w:p>
+    <w:p>
+      <w:pPr>
+        <w:numPr>
+          <w:ilvl w:val="1"/>
+          <w:numId w:val="5"/>
+        </w:numPr>
+        <w:rPr>
+          <w:b/>
+          <w:bCs/>
+        </w:rPr>
+      </w:pPr>
+      <w:r>
+        <w:rPr>
+          <w:b/>
+          <w:bCs/>
+        </w:rPr>
+        <w:t>10 years: 25 days/year.</w:t>
+      </w:r>
+    </w:p>
+    <w:p>
+      <w:pPr>
+        <w:numPr>
+          <w:ilvl w:val="0"/>
+          <w:numId w:val="5"/>
+        </w:numPr>
+        <w:rPr>
+          <w:b/>
+          <w:bCs/>
+        </w:rPr>
+      </w:pPr>
+      <w:r>
+        <w:rPr>
+          <w:b/>
+          <w:bCs/>
+        </w:rPr>
+        <w:t>Purpose: Vacations, sabbaticals, international academic visits.</w:t>
+      </w:r>
+    </w:p>
+    <w:p>
+      <w:pPr>
+        <w:numPr>
+          <w:ilvl w:val="0"/>
+          <w:numId w:val="5"/>
+        </w:numPr>
+        <w:rPr>
+          <w:b/>
+          <w:bCs/>
+        </w:rPr>
+      </w:pPr>
+      <w:r>
+        <w:rPr>
+          <w:b/>
+          <w:bCs/>
+        </w:rPr>
+        <w:t xml:space="preserve">Application: Apply via ERP 15 days prior, Dean approves with </w:t>
+      </w:r>
+      <w:proofErr w:type="spellStart"/>
+      <w:r>
+        <w:rPr>
+          <w:b/>
+          <w:bCs/>
+        </w:rPr>
+        <w:t>HoD</w:t>
+      </w:r>
+      <w:proofErr w:type="spellEnd"/>
+      <w:r>
+        <w:rPr>
+          <w:b/>
+          <w:bCs/>
+        </w:rPr>
+        <w:t xml:space="preserve"> input.</w:t>
+      </w:r>
+    </w:p>
+    <w:p>
+      <w:pPr>
+        <w:numPr>
+          <w:ilvl w:val="1"/>
+          <w:numId w:val="5"/>
+        </w:numPr>
+        <w:rPr>
+          <w:b/>
+          <w:bCs/>
+        </w:rPr>
+      </w:pPr>
+      <w:r>
+        <w:rPr>
+          <w:b/>
+          <w:bCs/>
+        </w:rPr>
+        <w:t>Example: M.A. Journalism professor applies for EL for Singapore conference, Apr 1–7, 2026.</w:t>
+      </w:r>
+    </w:p>
+    <w:p>
+      <w:pPr>
+        <w:numPr>
+          <w:ilvl w:val="0"/>
+          <w:numId w:val="5"/>
+        </w:numPr>
+        <w:rPr>
+          <w:b/>
+          <w:bCs/>
+        </w:rPr>
+      </w:pPr>
+      <w:r>
+        <w:rPr>
+          <w:b/>
+          <w:bCs/>
+        </w:rPr>
+        <w:t>Rules:</w:t>
+      </w:r>
+    </w:p>
+    <w:p>
+      <w:pPr>
+        <w:numPr>
+          <w:ilvl w:val="1"/>
+          <w:numId w:val="5"/>
+        </w:numPr>
+        <w:rPr>
+          <w:b/>
+          <w:bCs/>
+        </w:rPr>
+      </w:pPr>
+      <w:r>
+        <w:rPr>
+          <w:b/>
+          <w:bCs/>
+        </w:rPr>
+        <w:t>Max 30 consecutive days.</w:t>
+      </w:r>
+    </w:p>
+    <w:p>
+      <w:pPr>
+        <w:numPr>
+          <w:ilvl w:val="1"/>
+          <w:numId w:val="5"/>
+        </w:numPr>
+        <w:rPr>
+          <w:b/>
+          <w:bCs/>
+        </w:rPr>
+      </w:pPr>
+      <w:r>
+        <w:rPr>
+          <w:b/>
+          <w:bCs/>
+        </w:rPr>
+        <w:t>Accumulates up to 120 days.</w:t>
+      </w:r>
+    </w:p>
+    <w:p>
+      <w:pPr>
+        <w:numPr>
+          <w:ilvl w:val="1"/>
+          <w:numId w:val="5"/>
+        </w:numPr>
+        <w:rPr>
+          <w:b/>
+          <w:bCs/>
+        </w:rPr>
+      </w:pPr>
+      <w:r>
+        <w:rPr>
+          <w:b/>
+          <w:bCs/>
+        </w:rPr>
+        <w:t>Restricted during exams unless critical.</w:t>
+      </w:r>
+    </w:p>
+    <w:p>
+      <w:pPr>
+        <w:numPr>
+          <w:ilvl w:val="0"/>
+          <w:numId w:val="5"/>
+        </w:numPr>
+        <w:rPr>
+          <w:b/>
+          <w:bCs/>
+        </w:rPr>
+      </w:pPr>
+      <w:r>
+        <w:rPr>
+          <w:b/>
+          <w:bCs/>
+        </w:rPr>
+        <w:t>Documentation: ERP application, conference invites, travel itinerary.</w:t>
+      </w:r>
+    </w:p>
+    <w:p>
+      <w:pPr>
+        <w:numPr>
+          <w:ilvl w:val="0"/>
+          <w:numId w:val="5"/>
+        </w:numPr>
+        <w:rPr>
+          <w:b/>
+          <w:bCs/>
+        </w:rPr>
+      </w:pPr>
+      <w:r>
+        <w:rPr>
+          <w:b/>
+          <w:bCs/>
+        </w:rPr>
+        <w:t>Impact: Faculty submit coverage plans (e.g., B.</w:t>
+      </w:r>
+      <w:proofErr w:type="gramStart"/>
+      <w:r>
+        <w:rPr>
+          <w:b/>
+          <w:bCs/>
+        </w:rPr>
+        <w:t>B.A’s</w:t>
+      </w:r>
+      <w:proofErr w:type="gramEnd"/>
+      <w:r>
+        <w:rPr>
+          <w:b/>
+          <w:bCs/>
+        </w:rPr>
+        <w:t xml:space="preserve"> Marketing Management).</w:t>
+      </w:r>
+    </w:p>
+    <w:p>
+      <w:pPr>
+        <w:rPr>
+          <w:b/>
+          <w:bCs/>
+        </w:rPr>
+      </w:pPr>
+      <w:r>
+        <w:rPr>
+          <w:b/>
+          <w:bCs/>
+        </w:rPr>
+        <w:t>4. Festival &amp; Government Holidays</w:t>
+      </w:r>
+    </w:p>
+    <w:p>
+      <w:pPr>
+        <w:numPr>
+          <w:ilvl w:val="0"/>
+          <w:numId w:val="6"/>
+        </w:numPr>
+        <w:rPr>
+          <w:b/>
+          <w:bCs/>
+        </w:rPr>
+      </w:pPr>
+      <w:r>
+        <w:rPr>
+          <w:b/>
+          <w:bCs/>
+        </w:rPr>
+        <w:t>Entitlement: Per Tamil Nadu Government calendar:</w:t>
+      </w:r>
+    </w:p>
+    <w:p>
+      <w:pPr>
+        <w:numPr>
+          <w:ilvl w:val="1"/>
+          <w:numId w:val="6"/>
+        </w:numPr>
+        <w:rPr>
+          <w:b/>
+          <w:bCs/>
+        </w:rPr>
+      </w:pPr>
+      <w:r>
+        <w:rPr>
+          <w:b/>
+          <w:bCs/>
+        </w:rPr>
+        <w:t>Pongal: Jan 15–18, 2026.</w:t>
+      </w:r>
+    </w:p>
+    <w:p>
+      <w:pPr>
+        <w:numPr>
+          <w:ilvl w:val="1"/>
+          <w:numId w:val="6"/>
+        </w:numPr>
+        <w:rPr>
+          <w:b/>
+          <w:bCs/>
+        </w:rPr>
+      </w:pPr>
+      <w:r>
+        <w:rPr>
+          <w:b/>
+          <w:bCs/>
+        </w:rPr>
+        <w:t>Tamil New Year: Apr 14, 2026.</w:t>
+      </w:r>
+    </w:p>
+    <w:p>
+      <w:pPr>
+        <w:numPr>
+          <w:ilvl w:val="1"/>
+          <w:numId w:val="6"/>
+        </w:numPr>
+        <w:rPr>
+          <w:b/>
+          <w:bCs/>
+        </w:rPr>
+      </w:pPr>
+      <w:r>
+        <w:rPr>
+          <w:b/>
+          <w:bCs/>
+        </w:rPr>
+        <w:t>Independence Day: Aug 15, 2025.</w:t>
+      </w:r>
+    </w:p>
+    <w:p>
+      <w:pPr>
+        <w:numPr>
+          <w:ilvl w:val="1"/>
+          <w:numId w:val="6"/>
+        </w:numPr>
+        <w:rPr>
+          <w:b/>
+          <w:bCs/>
+        </w:rPr>
+      </w:pPr>
+      <w:r>
+        <w:rPr>
+          <w:b/>
+          <w:bCs/>
+        </w:rPr>
+        <w:t>Diwali: Oct 21, 2025.</w:t>
+      </w:r>
+    </w:p>
+    <w:p>
+      <w:pPr>
+        <w:numPr>
+          <w:ilvl w:val="1"/>
+          <w:numId w:val="6"/>
+        </w:numPr>
+        <w:rPr>
+          <w:b/>
+          <w:bCs/>
+        </w:rPr>
+      </w:pPr>
+      <w:r>
+        <w:rPr>
+          <w:b/>
+          <w:bCs/>
+        </w:rPr>
+        <w:lastRenderedPageBreak/>
+        <w:t>Christmas: Dec 25, 2025.</w:t>
+      </w:r>
+    </w:p>
+    <w:p>
+      <w:pPr>
+        <w:numPr>
+          <w:ilvl w:val="1"/>
+          <w:numId w:val="6"/>
+        </w:numPr>
+        <w:rPr>
+          <w:b/>
+          <w:bCs/>
+        </w:rPr>
+      </w:pPr>
+      <w:r>
+        <w:rPr>
+          <w:b/>
+          <w:bCs/>
+        </w:rPr>
+        <w:t>Optional: 2 days (e.g., Ramzan, Onam) with 7 days prior ERP request.</w:t>
+      </w:r>
+    </w:p>
+    <w:p>
+      <w:pPr>
+        <w:numPr>
+          <w:ilvl w:val="0"/>
+          <w:numId w:val="6"/>
+        </w:numPr>
+        <w:rPr>
+          <w:b/>
+          <w:bCs/>
+        </w:rPr>
+      </w:pPr>
+      <w:r>
+        <w:rPr>
+          <w:b/>
+          <w:bCs/>
+        </w:rPr>
+        <w:t xml:space="preserve">Application: Optional holidays need </w:t>
+      </w:r>
+      <w:proofErr w:type="spellStart"/>
+      <w:r>
+        <w:rPr>
+          <w:b/>
+          <w:bCs/>
+        </w:rPr>
+        <w:t>HoD</w:t>
+      </w:r>
+      <w:proofErr w:type="spellEnd"/>
+      <w:r>
+        <w:rPr>
+          <w:b/>
+          <w:bCs/>
+        </w:rPr>
+        <w:t xml:space="preserve"> approval within 48 hours.</w:t>
+      </w:r>
+    </w:p>
+    <w:p>
+      <w:pPr>
+        <w:numPr>
+          <w:ilvl w:val="0"/>
+          <w:numId w:val="6"/>
+        </w:numPr>
+        <w:rPr>
+          <w:b/>
+          <w:bCs/>
+        </w:rPr>
+      </w:pPr>
+      <w:r>
+        <w:rPr>
+          <w:b/>
+          <w:bCs/>
+        </w:rPr>
+        <w:t>Rules: No disruption to exams or critical operations.</w:t>
+      </w:r>
+    </w:p>
+    <w:p>
+      <w:pPr>
+        <w:numPr>
+          <w:ilvl w:val="0"/>
+          <w:numId w:val="6"/>
+        </w:numPr>
+        <w:rPr>
+          <w:b/>
+          <w:bCs/>
+        </w:rPr>
+      </w:pPr>
+      <w:r>
+        <w:rPr>
+          <w:b/>
+          <w:bCs/>
+        </w:rPr>
+        <w:t>Documentation: Justification for optional holidays.</w:t>
+      </w:r>
+    </w:p>
+    <w:p>
+      <w:pPr>
+        <w:numPr>
+          <w:ilvl w:val="0"/>
+          <w:numId w:val="6"/>
+        </w:numPr>
+        <w:rPr>
+          <w:b/>
+          <w:bCs/>
+        </w:rPr>
+      </w:pPr>
+      <w:r>
+        <w:rPr>
+          <w:b/>
+          <w:bCs/>
+        </w:rPr>
+        <w:t xml:space="preserve">Impact: Teaching pauses; faculty may grade (e.g., </w:t>
+      </w:r>
+      <w:proofErr w:type="spellStart"/>
+      <w:proofErr w:type="gramStart"/>
+      <w:r>
+        <w:rPr>
+          <w:b/>
+          <w:bCs/>
+        </w:rPr>
+        <w:t>B.Com’s</w:t>
+      </w:r>
+      <w:proofErr w:type="spellEnd"/>
+      <w:proofErr w:type="gramEnd"/>
+      <w:r>
+        <w:rPr>
+          <w:b/>
+          <w:bCs/>
+        </w:rPr>
+        <w:t xml:space="preserve"> Financial Accounting I).</w:t>
+      </w:r>
+    </w:p>
+    <w:p>
+      <w:pPr>
+        <w:rPr>
+          <w:b/>
+          <w:bCs/>
+        </w:rPr>
+      </w:pPr>
+      <w:r>
+        <w:rPr>
+          <w:b/>
+          <w:bCs/>
+        </w:rPr>
+        <w:t>5. Duty Leave</w:t>
+      </w:r>
+    </w:p>
+    <w:p>
+      <w:pPr>
+        <w:numPr>
+          <w:ilvl w:val="0"/>
+          <w:numId w:val="7"/>
+        </w:numPr>
+        <w:rPr>
+          <w:b/>
+          <w:bCs/>
+        </w:rPr>
+      </w:pPr>
+      <w:r>
+        <w:rPr>
+          <w:b/>
+          <w:bCs/>
+        </w:rPr>
+        <w:t>Entitlement: No fixed limit, subject to approval.</w:t>
+      </w:r>
+    </w:p>
+    <w:p>
+      <w:pPr>
+        <w:numPr>
+          <w:ilvl w:val="0"/>
+          <w:numId w:val="7"/>
+        </w:numPr>
+        <w:rPr>
+          <w:b/>
+          <w:bCs/>
+        </w:rPr>
+      </w:pPr>
+      <w:r>
+        <w:rPr>
+          <w:b/>
+          <w:bCs/>
+        </w:rPr>
+        <w:t>Purpose: Conferences, external examiner duties, workshops.</w:t>
+      </w:r>
+    </w:p>
+    <w:p>
+      <w:pPr>
+        <w:numPr>
+          <w:ilvl w:val="0"/>
+          <w:numId w:val="7"/>
+        </w:numPr>
+        <w:rPr>
+          <w:b/>
+          <w:bCs/>
+        </w:rPr>
+      </w:pPr>
+      <w:r>
+        <w:rPr>
+          <w:b/>
+          <w:bCs/>
+        </w:rPr>
+        <w:t>Application: Apply via ERP 10 days prior, upload documents (e.g., IEEE invite).</w:t>
+      </w:r>
+    </w:p>
+    <w:p>
+      <w:pPr>
+        <w:numPr>
+          <w:ilvl w:val="1"/>
+          <w:numId w:val="7"/>
+        </w:numPr>
+        <w:rPr>
+          <w:b/>
+          <w:bCs/>
+        </w:rPr>
+      </w:pPr>
+      <w:r>
+        <w:rPr>
+          <w:b/>
+          <w:bCs/>
+        </w:rPr>
+        <w:t xml:space="preserve">Example: B.Sc. CS professor applies for </w:t>
+      </w:r>
+      <w:proofErr w:type="spellStart"/>
+      <w:r>
+        <w:rPr>
+          <w:b/>
+          <w:bCs/>
+        </w:rPr>
+        <w:t>TechBurst</w:t>
+      </w:r>
+      <w:proofErr w:type="spellEnd"/>
+      <w:r>
+        <w:rPr>
+          <w:b/>
+          <w:bCs/>
+        </w:rPr>
+        <w:t xml:space="preserve"> 2025 (Nov 1–3).</w:t>
+      </w:r>
+    </w:p>
+    <w:p>
+      <w:pPr>
+        <w:numPr>
+          <w:ilvl w:val="0"/>
+          <w:numId w:val="7"/>
+        </w:numPr>
+        <w:rPr>
+          <w:b/>
+          <w:bCs/>
+        </w:rPr>
+      </w:pPr>
+      <w:r>
+        <w:rPr>
+          <w:b/>
+          <w:bCs/>
+        </w:rPr>
+        <w:t>Rules:</w:t>
+      </w:r>
+    </w:p>
+    <w:p>
+      <w:pPr>
+        <w:numPr>
+          <w:ilvl w:val="1"/>
+          <w:numId w:val="7"/>
+        </w:numPr>
+        <w:rPr>
+          <w:b/>
+          <w:bCs/>
+        </w:rPr>
+      </w:pPr>
+      <w:r>
+        <w:rPr>
+          <w:b/>
+          <w:bCs/>
+        </w:rPr>
+        <w:t>Max 10 days/semester.</w:t>
+      </w:r>
+    </w:p>
+    <w:p>
+      <w:pPr>
+        <w:numPr>
+          <w:ilvl w:val="1"/>
+          <w:numId w:val="7"/>
+        </w:numPr>
+        <w:rPr>
+          <w:b/>
+          <w:bCs/>
+        </w:rPr>
+      </w:pPr>
+      <w:r>
+        <w:rPr>
+          <w:b/>
+          <w:bCs/>
+        </w:rPr>
+        <w:t>Post-event report within 7 days.</w:t>
+      </w:r>
+    </w:p>
+    <w:p>
+      <w:pPr>
+        <w:numPr>
+          <w:ilvl w:val="0"/>
+          <w:numId w:val="7"/>
+        </w:numPr>
+        <w:rPr>
+          <w:b/>
+          <w:bCs/>
+        </w:rPr>
+      </w:pPr>
+      <w:r>
+        <w:rPr>
+          <w:b/>
+          <w:bCs/>
+        </w:rPr>
+        <w:t>Documentation: Invites, university orders uploaded to ERP.</w:t>
+      </w:r>
+    </w:p>
+    <w:p>
+      <w:pPr>
+        <w:numPr>
+          <w:ilvl w:val="0"/>
+          <w:numId w:val="7"/>
+        </w:numPr>
+        <w:rPr>
+          <w:b/>
+          <w:bCs/>
+        </w:rPr>
+      </w:pPr>
+      <w:r>
+        <w:rPr>
+          <w:b/>
+          <w:bCs/>
+        </w:rPr>
+        <w:t>Impact: Faculty coordinate class coverage (e.g., M.Sc. Data Science’s Cloud Computing).</w:t>
+      </w:r>
+    </w:p>
+    <w:p>
+      <w:pPr>
+        <w:rPr>
+          <w:b/>
+          <w:bCs/>
+        </w:rPr>
+      </w:pPr>
+      <w:r>
+        <w:rPr>
+          <w:b/>
+          <w:bCs/>
+        </w:rPr>
+        <w:pict w14:anchorId="6E92E70E">
+          <v:rect id="_x0000_i1081" style="width:0;height:1.5pt" o:hralign="center" o:hrstd="t" o:hr="t" fillcolor="#a0a0a0" stroked="f"/>
+        </w:pict>
+      </w:r>
+    </w:p>
+    <w:p>
+      <w:pPr>
+        <w:rPr>
+          <w:b/>
+          <w:bCs/>
+        </w:rPr>
+      </w:pPr>
+      <w:r>
+        <w:rPr>
+          <w:b/>
+          <w:bCs/>
+        </w:rPr>
+        <w:t>Operational Workflow</w:t>
+      </w:r>
+    </w:p>
+    <w:p>
+      <w:pPr>
+        <w:numPr>
+          <w:ilvl w:val="0"/>
+          <w:numId w:val="8"/>
+        </w:numPr>
+        <w:rPr>
+          <w:b/>
+          <w:bCs/>
+        </w:rPr>
+      </w:pPr>
+      <w:r>
+        <w:rPr>
+          <w:b/>
+          <w:bCs/>
+        </w:rPr>
+        <w:t>Submission: ERP forms for leave type, dates, reason, documents. System checks balances, flags conflicts (e.g., exam duties).</w:t>
+      </w:r>
+    </w:p>
+    <w:p>
+      <w:pPr>
+        <w:numPr>
+          <w:ilvl w:val="0"/>
+          <w:numId w:val="8"/>
+        </w:numPr>
+        <w:rPr>
+          <w:b/>
+          <w:bCs/>
+        </w:rPr>
+      </w:pPr>
+      <w:r>
+        <w:rPr>
+          <w:b/>
+          <w:bCs/>
+        </w:rPr>
+        <w:t>Approval:</w:t>
+      </w:r>
+    </w:p>
+    <w:p>
+      <w:pPr>
+        <w:numPr>
+          <w:ilvl w:val="1"/>
+          <w:numId w:val="8"/>
+        </w:numPr>
+        <w:rPr>
+          <w:b/>
+          <w:bCs/>
+        </w:rPr>
+      </w:pPr>
+      <w:proofErr w:type="spellStart"/>
+      <w:r>
+        <w:rPr>
+          <w:b/>
+          <w:bCs/>
+        </w:rPr>
+        <w:t>HoD</w:t>
+      </w:r>
+      <w:proofErr w:type="spellEnd"/>
+      <w:r>
+        <w:rPr>
+          <w:b/>
+          <w:bCs/>
+        </w:rPr>
+        <w:t>: Reviews academic impact, approves/rejects in 24–48 hours.</w:t>
+      </w:r>
+    </w:p>
+    <w:p>
+      <w:pPr>
+        <w:numPr>
+          <w:ilvl w:val="1"/>
+          <w:numId w:val="8"/>
+        </w:numPr>
+        <w:rPr>
+          <w:b/>
+          <w:bCs/>
+        </w:rPr>
+      </w:pPr>
+      <w:r>
+        <w:rPr>
+          <w:b/>
+          <w:bCs/>
+        </w:rPr>
+        <w:t>Dean: Approves EL, SL conversions, special cases.</w:t>
+      </w:r>
+    </w:p>
+    <w:p>
+      <w:pPr>
+        <w:numPr>
+          <w:ilvl w:val="1"/>
+          <w:numId w:val="8"/>
+        </w:numPr>
+        <w:rPr>
+          <w:b/>
+          <w:bCs/>
+        </w:rPr>
+      </w:pPr>
+      <w:r>
+        <w:rPr>
+          <w:b/>
+          <w:bCs/>
+        </w:rPr>
+        <w:t>HR: Updates records, handles escalations.</w:t>
+      </w:r>
+    </w:p>
+    <w:p>
+      <w:pPr>
+        <w:numPr>
+          <w:ilvl w:val="0"/>
+          <w:numId w:val="8"/>
+        </w:numPr>
+        <w:rPr>
+          <w:b/>
+          <w:bCs/>
+        </w:rPr>
+      </w:pPr>
+      <w:r>
+        <w:rPr>
+          <w:b/>
+          <w:bCs/>
+        </w:rPr>
+        <w:t xml:space="preserve">Tracking: ERP dashboard shows balances, statuses, analytics (e.g., 20% </w:t>
+      </w:r>
+      <w:proofErr w:type="gramStart"/>
+      <w:r>
+        <w:rPr>
+          <w:b/>
+          <w:bCs/>
+        </w:rPr>
+        <w:t>B.Com</w:t>
+      </w:r>
+      <w:proofErr w:type="gramEnd"/>
+      <w:r>
+        <w:rPr>
+          <w:b/>
+          <w:bCs/>
+        </w:rPr>
+        <w:t xml:space="preserve"> faculty used CL in Oct 2025).</w:t>
+      </w:r>
+    </w:p>
+    <w:p>
+      <w:pPr>
+        <w:numPr>
+          <w:ilvl w:val="0"/>
+          <w:numId w:val="8"/>
+        </w:numPr>
+        <w:rPr>
+          <w:b/>
+          <w:bCs/>
+        </w:rPr>
+      </w:pPr>
+      <w:r>
+        <w:rPr>
+          <w:b/>
+          <w:bCs/>
+        </w:rPr>
+        <w:t>Notifications: SMS/email for status, reminders (e.g., “EL due by Mar 29, 2026”).</w:t>
+      </w:r>
+    </w:p>
+    <w:p>
+      <w:pPr>
+        <w:numPr>
+          <w:ilvl w:val="0"/>
+          <w:numId w:val="8"/>
+        </w:numPr>
+        <w:rPr>
+          <w:b/>
+          <w:bCs/>
+        </w:rPr>
+      </w:pPr>
+      <w:r>
+        <w:rPr>
+          <w:b/>
+          <w:bCs/>
+        </w:rPr>
+        <w:t>Substitutes: Faculty arrange coverage (e.g., B.Sc. Psychology’s Biopsychology labs).</w:t>
+      </w:r>
+    </w:p>
+    <w:p>
+      <w:pPr>
+        <w:rPr>
+          <w:b/>
+          <w:bCs/>
+        </w:rPr>
+      </w:pPr>
+      <w:r>
+        <w:rPr>
+          <w:b/>
+          <w:bCs/>
+        </w:rPr>
+        <w:pict w14:anchorId="14B6F070">
+          <v:rect id="_x0000_i1082" style="width:0;height:1.5pt" o:hralign="center" o:hrstd="t" o:hr="t" fillcolor="#a0a0a0" stroked="f"/>
+        </w:pict>
+      </w:r>
+    </w:p>
+    <w:p>
+      <w:pPr>
+        <w:rPr>
+          <w:b/>
+          <w:bCs/>
+        </w:rPr>
+      </w:pPr>
+      <w:r>
+        <w:rPr>
+          <w:b/>
+          <w:bCs/>
+        </w:rPr>
+        <w:t>Program-Specific Considerations</w:t>
+      </w:r>
+    </w:p>
+    <w:p>
+      <w:pPr>
+        <w:numPr>
+          <w:ilvl w:val="0"/>
+          <w:numId w:val="9"/>
+        </w:numPr>
+        <w:rPr>
+          <w:b/>
+          <w:bCs/>
+        </w:rPr>
+      </w:pPr>
+      <w:r>
+        <w:rPr>
+          <w:b/>
+          <w:bCs/>
+        </w:rPr>
+        <w:t xml:space="preserve">B.A. English: CL/SL avoids essay workshops (Prose &amp; Composition), Duty Leave for </w:t>
+      </w:r>
+      <w:proofErr w:type="spellStart"/>
+      <w:r>
+        <w:rPr>
+          <w:b/>
+          <w:bCs/>
+        </w:rPr>
+        <w:t>LitLoom</w:t>
+      </w:r>
+      <w:proofErr w:type="spellEnd"/>
+      <w:r>
+        <w:rPr>
+          <w:b/>
+          <w:bCs/>
+        </w:rPr>
+        <w:t xml:space="preserve"> papers.</w:t>
+      </w:r>
+    </w:p>
+    <w:p>
+      <w:pPr>
+        <w:numPr>
+          <w:ilvl w:val="0"/>
+          <w:numId w:val="9"/>
+        </w:numPr>
+        <w:rPr>
+          <w:b/>
+          <w:bCs/>
+        </w:rPr>
+      </w:pPr>
+      <w:r>
+        <w:rPr>
+          <w:b/>
+          <w:bCs/>
+        </w:rPr>
+        <w:lastRenderedPageBreak/>
+        <w:t>B.Sc. CS: Leaves timed around labs (Programming in C), Duty Leave for IEEE workshops.</w:t>
+      </w:r>
+    </w:p>
+    <w:p>
+      <w:pPr>
+        <w:numPr>
+          <w:ilvl w:val="0"/>
+          <w:numId w:val="9"/>
+        </w:numPr>
+        <w:rPr>
+          <w:b/>
+          <w:bCs/>
+        </w:rPr>
+      </w:pPr>
+      <w:proofErr w:type="gramStart"/>
+      <w:r>
+        <w:rPr>
+          <w:b/>
+          <w:bCs/>
+        </w:rPr>
+        <w:t>B.Com</w:t>
+      </w:r>
+      <w:proofErr w:type="gramEnd"/>
+      <w:r>
+        <w:rPr>
+          <w:b/>
+          <w:bCs/>
+        </w:rPr>
+        <w:t>: SL conversions common; leaves avoid Tally workshops (Financial Accounting I).</w:t>
+      </w:r>
+    </w:p>
+    <w:p>
+      <w:pPr>
+        <w:numPr>
+          <w:ilvl w:val="0"/>
+          <w:numId w:val="9"/>
+        </w:numPr>
+        <w:rPr>
+          <w:b/>
+          <w:bCs/>
+        </w:rPr>
+      </w:pPr>
+      <w:r>
+        <w:rPr>
+          <w:b/>
+          <w:bCs/>
+        </w:rPr>
+        <w:t xml:space="preserve">B.Sc. Psychology: Leaves maintain </w:t>
+      </w:r>
+      <w:proofErr w:type="spellStart"/>
+      <w:r>
+        <w:rPr>
+          <w:b/>
+          <w:bCs/>
+        </w:rPr>
+        <w:t>counseling</w:t>
+      </w:r>
+      <w:proofErr w:type="spellEnd"/>
+      <w:r>
+        <w:rPr>
+          <w:b/>
+          <w:bCs/>
+        </w:rPr>
+        <w:t xml:space="preserve"> labs (Psychological Testing), Duty Leave for clinical training.</w:t>
+      </w:r>
+    </w:p>
+    <w:p>
+      <w:pPr>
+        <w:numPr>
+          <w:ilvl w:val="0"/>
+          <w:numId w:val="9"/>
+        </w:numPr>
+        <w:rPr>
+          <w:b/>
+          <w:bCs/>
+        </w:rPr>
+      </w:pPr>
+      <w:r>
+        <w:rPr>
+          <w:b/>
+          <w:bCs/>
+        </w:rPr>
+        <w:t xml:space="preserve">B.B.A: Leaves cover case studies (Marketing Management), Duty Leave for </w:t>
+      </w:r>
+      <w:proofErr w:type="spellStart"/>
+      <w:r>
+        <w:rPr>
+          <w:b/>
+          <w:bCs/>
+        </w:rPr>
+        <w:t>BizSprint</w:t>
+      </w:r>
+      <w:proofErr w:type="spellEnd"/>
+      <w:r>
+        <w:rPr>
+          <w:b/>
+          <w:bCs/>
+        </w:rPr>
+        <w:t xml:space="preserve"> seminars.</w:t>
+      </w:r>
+    </w:p>
+    <w:p>
+      <w:pPr>
+        <w:numPr>
+          <w:ilvl w:val="0"/>
+          <w:numId w:val="9"/>
+        </w:numPr>
+        <w:rPr>
+          <w:b/>
+          <w:bCs/>
+        </w:rPr>
+      </w:pPr>
+      <w:r>
+        <w:rPr>
+          <w:b/>
+          <w:bCs/>
+        </w:rPr>
+        <w:t>M.Sc. Data Science: Leaves avoid coding labs (Python), Duty Leave for ML conferences.</w:t>
+      </w:r>
+    </w:p>
+    <w:p>
+      <w:pPr>
+        <w:numPr>
+          <w:ilvl w:val="0"/>
+          <w:numId w:val="9"/>
+        </w:numPr>
+        <w:rPr>
+          <w:b/>
+          <w:bCs/>
+        </w:rPr>
+      </w:pPr>
+      <w:r>
+        <w:rPr>
+          <w:b/>
+          <w:bCs/>
+        </w:rPr>
+        <w:t xml:space="preserve">M.A. Journalism: Leaves ensure media labs (News Reporting), Duty Leave for </w:t>
+      </w:r>
+      <w:proofErr w:type="spellStart"/>
+      <w:r>
+        <w:rPr>
+          <w:b/>
+          <w:bCs/>
+        </w:rPr>
+        <w:t>MediaMosaic</w:t>
+      </w:r>
+      <w:proofErr w:type="spellEnd"/>
+      <w:r>
+        <w:rPr>
+          <w:b/>
+          <w:bCs/>
+        </w:rPr>
+        <w:t xml:space="preserve"> festivals.</w:t>
+      </w:r>
+    </w:p>
+    <w:p>
+      <w:pPr>
+        <w:rPr>
+          <w:b/>
+          <w:bCs/>
+        </w:rPr>
+      </w:pPr>
+      <w:r>
+        <w:rPr>
+          <w:b/>
+          <w:bCs/>
+        </w:rPr>
+        <w:pict w14:anchorId="4932AA5D">
+          <v:rect id="_x0000_i1083" style="width:0;height:1.5pt" o:hralign="center" o:hrstd="t" o:hr="t" fillcolor="#a0a0a0" stroked="f"/>
+        </w:pict>
+      </w:r>
+    </w:p>
+    <w:p>
+      <w:pPr>
+        <w:rPr>
+          <w:b/>
+          <w:bCs/>
+        </w:rPr>
+      </w:pPr>
+      <w:r>
+        <w:rPr>
+          <w:b/>
+          <w:bCs/>
+        </w:rPr>
+        <w:t>Integration with Academic Responsibilities</w:t>
+      </w:r>
+    </w:p>
+    <w:p>
+      <w:pPr>
+        <w:numPr>
+          <w:ilvl w:val="0"/>
+          <w:numId w:val="10"/>
+        </w:numPr>
+        <w:rPr>
+          <w:b/>
+          <w:bCs/>
+        </w:rPr>
+      </w:pPr>
+      <w:r>
+        <w:rPr>
+          <w:b/>
+          <w:bCs/>
+        </w:rPr>
+        <w:t>Teaching: Coverage plans for 36 hours/week (UG) or 30 hours/week (PG).</w:t>
+      </w:r>
+    </w:p>
+    <w:p>
+      <w:pPr>
+        <w:numPr>
+          <w:ilvl w:val="0"/>
+          <w:numId w:val="10"/>
+        </w:numPr>
+        <w:rPr>
+          <w:b/>
+          <w:bCs/>
+        </w:rPr>
+      </w:pPr>
+      <w:r>
+        <w:rPr>
+          <w:b/>
+          <w:bCs/>
+        </w:rPr>
+        <w:t>Exams: Leaves restricted during Oct 13–31, 2025; Apr 13–24, 2026, for invigilation, grading.</w:t>
+      </w:r>
+    </w:p>
+    <w:p>
+      <w:pPr>
+        <w:numPr>
+          <w:ilvl w:val="0"/>
+          <w:numId w:val="10"/>
+        </w:numPr>
+        <w:rPr>
+          <w:b/>
+          <w:bCs/>
+        </w:rPr>
+      </w:pPr>
+      <w:r>
+        <w:rPr>
+          <w:b/>
+          <w:bCs/>
+        </w:rPr>
+        <w:t xml:space="preserve">Events: Duty Leave supports </w:t>
+      </w:r>
+      <w:proofErr w:type="spellStart"/>
+      <w:r>
+        <w:rPr>
+          <w:b/>
+          <w:bCs/>
+        </w:rPr>
+        <w:t>TechBurst</w:t>
+      </w:r>
+      <w:proofErr w:type="spellEnd"/>
+      <w:r>
+        <w:rPr>
+          <w:b/>
+          <w:bCs/>
+        </w:rPr>
         <w:t xml:space="preserve">, </w:t>
       </w:r>
-      <w:r>
-        <w:rPr>
-          <w:b/>
-          <w:bCs/>
-        </w:rPr>
-        <w:t>Tamil New Year (Apr 14)</w:t>
-      </w:r>
-      <w:r>
-        <w:t xml:space="preserve">, </w:t>
-      </w:r>
-      <w:r>
-        <w:rPr>
-          <w:b/>
-          <w:bCs/>
-        </w:rPr>
-        <w:t>Independence Day (Aug 15)</w:t>
-      </w:r>
-      <w:r>
-        <w:t xml:space="preserve">, </w:t>
-      </w:r>
-      <w:r>
-        <w:rPr>
-          <w:b/>
-          <w:bCs/>
-        </w:rPr>
-        <w:t>Diwali (Oct 21)</w:t>
-      </w:r>
-      <w:r>
-        <w:t xml:space="preserve">, and </w:t>
-      </w:r>
-      <w:r>
-        <w:rPr>
-          <w:b/>
-          <w:bCs/>
-        </w:rPr>
-        <w:t>Christmas (Dec 25)</w:t>
-      </w:r>
-      <w:r>
-        <w:t xml:space="preserve"> are observed. Optional holidays like Ramzan or Onam can be availed with prior request.</w:t>
-      </w:r>
-    </w:p>
-    <w:p>
-      <w:pPr>
-        <w:numPr>
-          <w:ilvl w:val="0"/>
-          <w:numId w:val="1"/>
-        </w:numPr>
-      </w:pPr>
-      <w:r>
-        <w:rPr>
-          <w:b/>
-          <w:bCs/>
-        </w:rPr>
-        <w:t>Duty Leave</w:t>
-      </w:r>
-      <w:r>
-        <w:t>: Special leave is granted for faculty presenting papers at conferences, acting as university external examiners, or attending workshops/seminars. Supporting documents must be uploaded for record.</w:t>
+      <w:proofErr w:type="spellStart"/>
+      <w:r>
+        <w:rPr>
+          <w:b/>
+          <w:bCs/>
+        </w:rPr>
+        <w:t>MediaMosaic</w:t>
+      </w:r>
+      <w:proofErr w:type="spellEnd"/>
+      <w:r>
+        <w:rPr>
+          <w:b/>
+          <w:bCs/>
+        </w:rPr>
+        <w:t>; CL/SL timed to avoid disruptions.</w:t>
+      </w:r>
+    </w:p>
+    <w:p>
+      <w:pPr>
+        <w:numPr>
+          <w:ilvl w:val="0"/>
+          <w:numId w:val="10"/>
+        </w:numPr>
+        <w:rPr>
+          <w:b/>
+          <w:bCs/>
+        </w:rPr>
+      </w:pPr>
+      <w:r>
+        <w:rPr>
+          <w:b/>
+          <w:bCs/>
+        </w:rPr>
+        <w:t>Development: Duty Leave enhances expertise (e.g., AWS workshops for M.Sc. Data Science).</w:t>
+      </w:r>
+    </w:p>
+    <w:p>
+      <w:pPr>
+        <w:rPr>
+          <w:b/>
+          <w:bCs/>
+        </w:rPr>
+      </w:pPr>
+      <w:r>
+        <w:rPr>
+          <w:b/>
+          <w:bCs/>
+        </w:rPr>
+        <w:pict w14:anchorId="37BE9C09">
+          <v:rect id="_x0000_i1084" style="width:0;height:1.5pt" o:hralign="center" o:hrstd="t" o:hr="t" fillcolor="#a0a0a0" stroked="f"/>
+        </w:pict>
+      </w:r>
+    </w:p>
+    <w:p>
+      <w:pPr>
+        <w:rPr>
+          <w:b/>
+          <w:bCs/>
+        </w:rPr>
+      </w:pPr>
+      <w:r>
+        <w:rPr>
+          <w:b/>
+          <w:bCs/>
+        </w:rPr>
+        <w:t>Technology and Support</w:t>
+      </w:r>
+    </w:p>
+    <w:p>
+      <w:pPr>
+        <w:numPr>
+          <w:ilvl w:val="0"/>
+          <w:numId w:val="11"/>
+        </w:numPr>
+        <w:rPr>
+          <w:b/>
+          <w:bCs/>
+        </w:rPr>
+      </w:pPr>
+      <w:r>
+        <w:rPr>
+          <w:b/>
+          <w:bCs/>
+        </w:rPr>
+        <w:t>ERP Portal: Forms, uploads, tracking, analytics. Role-based access, encrypted storage.</w:t>
+      </w:r>
+    </w:p>
+    <w:p>
+      <w:pPr>
+        <w:numPr>
+          <w:ilvl w:val="0"/>
+          <w:numId w:val="11"/>
+        </w:numPr>
+        <w:rPr>
+          <w:b/>
+          <w:bCs/>
+        </w:rPr>
+      </w:pPr>
+      <w:r>
+        <w:rPr>
+          <w:b/>
+          <w:bCs/>
+        </w:rPr>
+        <w:t>RAG Chatbot:</w:t>
+      </w:r>
+    </w:p>
+    <w:p>
+      <w:pPr>
+        <w:numPr>
+          <w:ilvl w:val="1"/>
+          <w:numId w:val="11"/>
+        </w:numPr>
+        <w:rPr>
+          <w:b/>
+          <w:bCs/>
+        </w:rPr>
+      </w:pPr>
+      <w:r>
+        <w:rPr>
+          <w:b/>
+          <w:bCs/>
+        </w:rPr>
+        <w:t>Staff: Query balances, statuses (e.g., “SL days left?”).</w:t>
+      </w:r>
+    </w:p>
+    <w:p>
+      <w:pPr>
+        <w:numPr>
+          <w:ilvl w:val="1"/>
+          <w:numId w:val="11"/>
+        </w:numPr>
+        <w:rPr>
+          <w:b/>
+          <w:bCs/>
+        </w:rPr>
+      </w:pPr>
+      <w:proofErr w:type="spellStart"/>
+      <w:r>
+        <w:rPr>
+          <w:b/>
+          <w:bCs/>
+        </w:rPr>
+        <w:t>HoDs</w:t>
+      </w:r>
+      <w:proofErr w:type="spellEnd"/>
+      <w:r>
+        <w:rPr>
+          <w:b/>
+          <w:bCs/>
+        </w:rPr>
+        <w:t>: View approvals, availability.</w:t>
+      </w:r>
+    </w:p>
+    <w:p>
+      <w:pPr>
+        <w:numPr>
+          <w:ilvl w:val="1"/>
+          <w:numId w:val="11"/>
+        </w:numPr>
+        <w:rPr>
+          <w:b/>
+          <w:bCs/>
+        </w:rPr>
+      </w:pPr>
+      <w:r>
+        <w:rPr>
+          <w:b/>
+          <w:bCs/>
+        </w:rPr>
+        <w:t>Dean/HR: Monitor analytics (e.g., CL usage).</w:t>
+      </w:r>
+    </w:p>
+    <w:p>
+      <w:pPr>
+        <w:numPr>
+          <w:ilvl w:val="0"/>
+          <w:numId w:val="11"/>
+        </w:numPr>
+        <w:rPr>
+          <w:b/>
+          <w:bCs/>
+        </w:rPr>
+      </w:pPr>
+      <w:r>
+        <w:rPr>
+          <w:b/>
+          <w:bCs/>
+        </w:rPr>
+        <w:t>Notifications: Alerts for deadlines, approvals.</w:t>
+      </w:r>
+    </w:p>
+    <w:p>
+      <w:pPr>
+        <w:rPr>
+          <w:b/>
+          <w:bCs/>
+        </w:rPr>
+      </w:pPr>
+      <w:r>
+        <w:rPr>
+          <w:b/>
+          <w:bCs/>
+        </w:rPr>
+        <w:pict w14:anchorId="2674CE7A">
+          <v:rect id="_x0000_i1085" style="width:0;height:1.5pt" o:hralign="center" o:hrstd="t" o:hr="t" fillcolor="#a0a0a0" stroked="f"/>
+        </w:pict>
+      </w:r>
+    </w:p>
+    <w:p>
+      <w:pPr>
+        <w:rPr>
+          <w:b/>
+          <w:bCs/>
+        </w:rPr>
+      </w:pPr>
+      <w:r>
+        <w:rPr>
+          <w:b/>
+          <w:bCs/>
+        </w:rPr>
+        <w:t>Compliance and Integrity</w:t>
+      </w:r>
+    </w:p>
+    <w:p>
+      <w:pPr>
+        <w:numPr>
+          <w:ilvl w:val="0"/>
+          <w:numId w:val="12"/>
+        </w:numPr>
+        <w:rPr>
+          <w:b/>
+          <w:bCs/>
+        </w:rPr>
+      </w:pPr>
+      <w:r>
+        <w:rPr>
+          <w:b/>
+          <w:bCs/>
+        </w:rPr>
+        <w:t>Policy: Aligns with Tamil Nadu Government, University of Townsville rules.</w:t>
+      </w:r>
+    </w:p>
+    <w:p>
+      <w:pPr>
+        <w:numPr>
+          <w:ilvl w:val="0"/>
+          <w:numId w:val="12"/>
+        </w:numPr>
+        <w:rPr>
+          <w:b/>
+          <w:bCs/>
+        </w:rPr>
+      </w:pPr>
+      <w:r>
+        <w:rPr>
+          <w:b/>
+          <w:bCs/>
+        </w:rPr>
+        <w:t xml:space="preserve">Verification: </w:t>
+      </w:r>
+      <w:proofErr w:type="spellStart"/>
+      <w:r>
+        <w:rPr>
+          <w:b/>
+          <w:bCs/>
+        </w:rPr>
+        <w:t>HoDs</w:t>
+      </w:r>
+      <w:proofErr w:type="spellEnd"/>
+      <w:r>
+        <w:rPr>
+          <w:b/>
+          <w:bCs/>
+        </w:rPr>
+        <w:t xml:space="preserve"> check medical certificates, conference invites.</w:t>
+      </w:r>
+    </w:p>
+    <w:p>
+      <w:pPr>
+        <w:numPr>
+          <w:ilvl w:val="0"/>
+          <w:numId w:val="12"/>
+        </w:numPr>
+        <w:rPr>
+          <w:b/>
+          <w:bCs/>
+        </w:rPr>
+      </w:pPr>
+      <w:r>
+        <w:rPr>
+          <w:b/>
+          <w:bCs/>
+        </w:rPr>
+        <w:t>Transparency: ERP logs all actions, auditable by NAAC.</w:t>
+      </w:r>
+    </w:p>
+    <w:p>
+      <w:pPr>
+        <w:rPr>
+          <w:b/>
+          <w:bCs/>
+        </w:rPr>
+      </w:pPr>
+      <w:r>
+        <w:rPr>
+          <w:b/>
+          <w:bCs/>
+        </w:rPr>
+        <w:pict w14:anchorId="6A21E38D">
+          <v:rect id="_x0000_i1086" style="width:0;height:1.5pt" o:hralign="center" o:hrstd="t" o:hr="t" fillcolor="#a0a0a0" stroked="f"/>
+        </w:pict>
+      </w:r>
+    </w:p>
+    <w:p>
+      <w:pPr>
+        <w:rPr>
+          <w:b/>
+          <w:bCs/>
+        </w:rPr>
+      </w:pPr>
+      <w:r>
+        <w:rPr>
+          <w:b/>
+          <w:bCs/>
+        </w:rPr>
+        <w:t>Sustainability and Inclusivity</w:t>
+      </w:r>
+    </w:p>
+    <w:p>
+      <w:pPr>
+        <w:numPr>
+          <w:ilvl w:val="0"/>
+          <w:numId w:val="13"/>
+        </w:numPr>
+        <w:rPr>
+          <w:b/>
+          <w:bCs/>
+        </w:rPr>
+      </w:pPr>
+      <w:r>
+        <w:rPr>
+          <w:b/>
+          <w:bCs/>
+        </w:rPr>
+        <w:t>Sustainability: Digital system reduces paper, aligns with Environmental Studies.</w:t>
+      </w:r>
+    </w:p>
+    <w:p>
+      <w:pPr>
+        <w:numPr>
+          <w:ilvl w:val="0"/>
+          <w:numId w:val="13"/>
+        </w:numPr>
+        <w:rPr>
+          <w:b/>
+          <w:bCs/>
+        </w:rPr>
+      </w:pPr>
+      <w:r>
+        <w:rPr>
+          <w:b/>
+          <w:bCs/>
+        </w:rPr>
+        <w:lastRenderedPageBreak/>
+        <w:t>Inclusivity: Optional holidays support diversity; female-led HR (60% female approvers).</w:t>
+      </w:r>
+    </w:p>
+    <w:p>
+      <w:pPr>
+        <w:rPr>
+          <w:b/>
+          <w:bCs/>
+        </w:rPr>
+      </w:pPr>
+      <w:r>
+        <w:rPr>
+          <w:b/>
+          <w:bCs/>
+        </w:rPr>
+        <w:pict w14:anchorId="31239222">
+          <v:rect id="_x0000_i1087" style="width:0;height:1.5pt" o:hralign="center" o:hrstd="t" o:hr="t" fillcolor="#a0a0a0" stroked="f"/>
+        </w:pict>
+      </w:r>
+    </w:p>
+    <w:p>
+      <w:pPr>
+        <w:rPr>
+          <w:b/>
+          <w:bCs/>
+        </w:rPr>
+      </w:pPr>
+      <w:r>
+        <w:rPr>
+          <w:b/>
+          <w:bCs/>
+        </w:rPr>
+        <w:t>Conclusion</w:t>
+      </w:r>
+    </w:p>
+    <w:p>
+      <w:pPr>
+        <w:rPr>
+          <w:b/>
+          <w:bCs/>
+        </w:rPr>
+      </w:pPr>
+      <w:r>
+        <w:rPr>
+          <w:b/>
+          <w:bCs/>
+        </w:rPr>
+        <w:t>The Leave Management System ensures staff well-being while maintaining academic continuity. Integrated with ERP and RAG chatbot, it supports teaching, exams, and events, aligning with career goals in literature, IT, finance, and media. Access via ERP portal.</w:t>
       </w:r>
     </w:p>
     <w:p/>
@@ -216,6 +2493,1347 @@
 <file path=word/numbering.xml><?xml version="1.0" encoding="utf-8"?>
 <w:numbering xmlns:wpc="http://schemas.microsoft.com/office/word/2010/wordprocessingCanvas" xmlns:cx="http://schemas.microsoft.com/office/drawing/2014/chartex" xmlns:cx1="http://schemas.microsoft.com/office/drawing/2015/9/8/chartex" xmlns:cx2="http://schemas.microsoft.com/office/drawing/2015/10/21/chartex" xmlns:cx3="http://schemas.microsoft.com/office/drawing/2016/5/9/chartex" xmlns:cx4="http://schemas.microsoft.com/office/drawing/2016/5/10/chartex" xmlns:cx5="http://schemas.microsoft.com/office/drawing/2016/5/11/chartex" xmlns:cx6="http://schemas.microsoft.com/office/drawing/2016/5/12/chartex" xmlns:cx7="http://schemas.microsoft.com/office/drawing/2016/5/13/chartex" xmlns:cx8="http://schemas.microsoft.com/office/drawing/2016/5/14/chartex" xmlns:mc="http://schemas.openxmlformats.org/markup-compatibility/2006" xmlns:aink="http://schemas.microsoft.com/office/drawing/2016/ink" xmlns:am3d="http://schemas.microsoft.com/office/drawing/2017/model3d" xmlns:o="urn:schemas-microsoft-com:office:office" xmlns:oel="http://schemas.microsoft.com/office/2019/extlst" xmlns:r="http://schemas.openxmlformats.org/officeDocument/2006/relationships" xmlns:m="http://schemas.openxmlformats.org/officeDocument/2006/math" xmlns:v="urn:schemas-microsoft-com:vml" xmlns:wp14="http://schemas.microsoft.com/office/word/2010/wordprocessingDrawing" xmlns:wp="http://schemas.openxmlformats.org/drawingml/2006/wordprocessingDrawing" xmlns:w10="urn:schemas-microsoft-com:office:word" xmlns:w="http://schemas.openxmlformats.org/wordprocessingml/2006/main" xmlns:w14="http://schemas.microsoft.com/office/word/2010/wordml" xmlns:w15="http://schemas.microsoft.com/office/word/2012/wordml" xmlns:w16cex="http://schemas.microsoft.com/office/word/2018/wordml/cex" xmlns:w16cid="http://schemas.microsoft.com/office/word/2016/wordml/cid" xmlns:w16="http://schemas.microsoft.com/office/word/2018/wordml" xmlns:w16du="http://schemas.microsoft.com/office/word/2023/wordml/word16du" xmlns:w16sdtdh="http://schemas.microsoft.com/office/word/2020/wordml/sdtdatahash" xmlns:w16sdtfl="http://schemas.microsoft.com/office/word/2024/wordml/sdtformatlock" xmlns:w16se="http://schemas.microsoft.com/office/word/2015/wordml/symex" xmlns:wpg="http://schemas.microsoft.com/office/word/2010/wordprocessingGroup" xmlns:wpi="http://schemas.microsoft.com/office/word/2010/wordprocessingInk" xmlns:wne="http://schemas.microsoft.com/office/word/2006/wordml" xmlns:wps="http://schemas.microsoft.com/office/word/2010/wordprocessingShape" mc:Ignorable="w14 w15 w16se w16cid w16 w16cex w16sdtdh w16sdtfl w16du wp14">
   <w:abstractNum w:abstractNumId="0" w15:restartNumberingAfterBreak="0">
+    <w:nsid w:val="023D037A"/>
+    <w:multiLevelType w:val="multilevel"/>
+    <w:tmpl w:val="02585AD8"/>
+    <w:lvl w:ilvl="0">
+      <w:start w:val="1"/>
+      <w:numFmt w:val="bullet"/>
+      <w:lvlText w:val=""/>
+      <w:lvlJc w:val="left"/>
+      <w:pPr>
+        <w:tabs>
+          <w:tab w:val="num" w:pos="720"/>
+        </w:tabs>
+        <w:ind w:left="720" w:hanging="360"/>
+      </w:pPr>
+      <w:rPr>
+        <w:rFonts w:ascii="Symbol" w:hAnsi="Symbol" w:hint="default"/>
+        <w:sz w:val="20"/>
+      </w:rPr>
+    </w:lvl>
+    <w:lvl w:ilvl="1" w:tentative="1">
+      <w:start w:val="1"/>
+      <w:numFmt w:val="bullet"/>
+      <w:lvlText w:val="o"/>
+      <w:lvlJc w:val="left"/>
+      <w:pPr>
+        <w:tabs>
+          <w:tab w:val="num" w:pos="1440"/>
+        </w:tabs>
+        <w:ind w:left="1440" w:hanging="360"/>
+      </w:pPr>
+      <w:rPr>
+        <w:rFonts w:ascii="Courier New" w:hAnsi="Courier New" w:hint="default"/>
+        <w:sz w:val="20"/>
+      </w:rPr>
+    </w:lvl>
+    <w:lvl w:ilvl="2" w:tentative="1">
+      <w:start w:val="1"/>
+      <w:numFmt w:val="bullet"/>
+      <w:lvlText w:val=""/>
+      <w:lvlJc w:val="left"/>
+      <w:pPr>
+        <w:tabs>
+          <w:tab w:val="num" w:pos="2160"/>
+        </w:tabs>
+        <w:ind w:left="2160" w:hanging="360"/>
+      </w:pPr>
+      <w:rPr>
+        <w:rFonts w:ascii="Wingdings" w:hAnsi="Wingdings" w:hint="default"/>
+        <w:sz w:val="20"/>
+      </w:rPr>
+    </w:lvl>
+    <w:lvl w:ilvl="3" w:tentative="1">
+      <w:start w:val="1"/>
+      <w:numFmt w:val="bullet"/>
+      <w:lvlText w:val=""/>
+      <w:lvlJc w:val="left"/>
+      <w:pPr>
+        <w:tabs>
+          <w:tab w:val="num" w:pos="2880"/>
+        </w:tabs>
+        <w:ind w:left="2880" w:hanging="360"/>
+      </w:pPr>
+      <w:rPr>
+        <w:rFonts w:ascii="Wingdings" w:hAnsi="Wingdings" w:hint="default"/>
+        <w:sz w:val="20"/>
+      </w:rPr>
+    </w:lvl>
+    <w:lvl w:ilvl="4" w:tentative="1">
+      <w:start w:val="1"/>
+      <w:numFmt w:val="bullet"/>
+      <w:lvlText w:val=""/>
+      <w:lvlJc w:val="left"/>
+      <w:pPr>
+        <w:tabs>
+          <w:tab w:val="num" w:pos="3600"/>
+        </w:tabs>
+        <w:ind w:left="3600" w:hanging="360"/>
+      </w:pPr>
+      <w:rPr>
+        <w:rFonts w:ascii="Wingdings" w:hAnsi="Wingdings" w:hint="default"/>
+        <w:sz w:val="20"/>
+      </w:rPr>
+    </w:lvl>
+    <w:lvl w:ilvl="5" w:tentative="1">
+      <w:start w:val="1"/>
+      <w:numFmt w:val="bullet"/>
+      <w:lvlText w:val=""/>
+      <w:lvlJc w:val="left"/>
+      <w:pPr>
+        <w:tabs>
+          <w:tab w:val="num" w:pos="4320"/>
+        </w:tabs>
+        <w:ind w:left="4320" w:hanging="360"/>
+      </w:pPr>
+      <w:rPr>
+        <w:rFonts w:ascii="Wingdings" w:hAnsi="Wingdings" w:hint="default"/>
+        <w:sz w:val="20"/>
+      </w:rPr>
+    </w:lvl>
+    <w:lvl w:ilvl="6" w:tentative="1">
+      <w:start w:val="1"/>
+      <w:numFmt w:val="bullet"/>
+      <w:lvlText w:val=""/>
+      <w:lvlJc w:val="left"/>
+      <w:pPr>
+        <w:tabs>
+          <w:tab w:val="num" w:pos="5040"/>
+        </w:tabs>
+        <w:ind w:left="5040" w:hanging="360"/>
+      </w:pPr>
+      <w:rPr>
+        <w:rFonts w:ascii="Wingdings" w:hAnsi="Wingdings" w:hint="default"/>
+        <w:sz w:val="20"/>
+      </w:rPr>
+    </w:lvl>
+    <w:lvl w:ilvl="7" w:tentative="1">
+      <w:start w:val="1"/>
+      <w:numFmt w:val="bullet"/>
+      <w:lvlText w:val=""/>
+      <w:lvlJc w:val="left"/>
+      <w:pPr>
+        <w:tabs>
+          <w:tab w:val="num" w:pos="5760"/>
+        </w:tabs>
+        <w:ind w:left="5760" w:hanging="360"/>
+      </w:pPr>
+      <w:rPr>
+        <w:rFonts w:ascii="Wingdings" w:hAnsi="Wingdings" w:hint="default"/>
+        <w:sz w:val="20"/>
+      </w:rPr>
+    </w:lvl>
+    <w:lvl w:ilvl="8" w:tentative="1">
+      <w:start w:val="1"/>
+      <w:numFmt w:val="bullet"/>
+      <w:lvlText w:val=""/>
+      <w:lvlJc w:val="left"/>
+      <w:pPr>
+        <w:tabs>
+          <w:tab w:val="num" w:pos="6480"/>
+        </w:tabs>
+        <w:ind w:left="6480" w:hanging="360"/>
+      </w:pPr>
+      <w:rPr>
+        <w:rFonts w:ascii="Wingdings" w:hAnsi="Wingdings" w:hint="default"/>
+        <w:sz w:val="20"/>
+      </w:rPr>
+    </w:lvl>
+  </w:abstractNum>
+  <w:abstractNum w:abstractNumId="1" w15:restartNumberingAfterBreak="0">
+    <w:nsid w:val="02484538"/>
+    <w:multiLevelType w:val="multilevel"/>
+    <w:tmpl w:val="5BE83924"/>
+    <w:lvl w:ilvl="0">
+      <w:start w:val="1"/>
+      <w:numFmt w:val="bullet"/>
+      <w:lvlText w:val=""/>
+      <w:lvlJc w:val="left"/>
+      <w:pPr>
+        <w:tabs>
+          <w:tab w:val="num" w:pos="720"/>
+        </w:tabs>
+        <w:ind w:left="720" w:hanging="360"/>
+      </w:pPr>
+      <w:rPr>
+        <w:rFonts w:ascii="Symbol" w:hAnsi="Symbol" w:hint="default"/>
+        <w:sz w:val="20"/>
+      </w:rPr>
+    </w:lvl>
+    <w:lvl w:ilvl="1">
+      <w:start w:val="1"/>
+      <w:numFmt w:val="bullet"/>
+      <w:lvlText w:val="o"/>
+      <w:lvlJc w:val="left"/>
+      <w:pPr>
+        <w:tabs>
+          <w:tab w:val="num" w:pos="1440"/>
+        </w:tabs>
+        <w:ind w:left="1440" w:hanging="360"/>
+      </w:pPr>
+      <w:rPr>
+        <w:rFonts w:ascii="Courier New" w:hAnsi="Courier New" w:hint="default"/>
+        <w:sz w:val="20"/>
+      </w:rPr>
+    </w:lvl>
+    <w:lvl w:ilvl="2" w:tentative="1">
+      <w:start w:val="1"/>
+      <w:numFmt w:val="bullet"/>
+      <w:lvlText w:val=""/>
+      <w:lvlJc w:val="left"/>
+      <w:pPr>
+        <w:tabs>
+          <w:tab w:val="num" w:pos="2160"/>
+        </w:tabs>
+        <w:ind w:left="2160" w:hanging="360"/>
+      </w:pPr>
+      <w:rPr>
+        <w:rFonts w:ascii="Wingdings" w:hAnsi="Wingdings" w:hint="default"/>
+        <w:sz w:val="20"/>
+      </w:rPr>
+    </w:lvl>
+    <w:lvl w:ilvl="3" w:tentative="1">
+      <w:start w:val="1"/>
+      <w:numFmt w:val="bullet"/>
+      <w:lvlText w:val=""/>
+      <w:lvlJc w:val="left"/>
+      <w:pPr>
+        <w:tabs>
+          <w:tab w:val="num" w:pos="2880"/>
+        </w:tabs>
+        <w:ind w:left="2880" w:hanging="360"/>
+      </w:pPr>
+      <w:rPr>
+        <w:rFonts w:ascii="Wingdings" w:hAnsi="Wingdings" w:hint="default"/>
+        <w:sz w:val="20"/>
+      </w:rPr>
+    </w:lvl>
+    <w:lvl w:ilvl="4" w:tentative="1">
+      <w:start w:val="1"/>
+      <w:numFmt w:val="bullet"/>
+      <w:lvlText w:val=""/>
+      <w:lvlJc w:val="left"/>
+      <w:pPr>
+        <w:tabs>
+          <w:tab w:val="num" w:pos="3600"/>
+        </w:tabs>
+        <w:ind w:left="3600" w:hanging="360"/>
+      </w:pPr>
+      <w:rPr>
+        <w:rFonts w:ascii="Wingdings" w:hAnsi="Wingdings" w:hint="default"/>
+        <w:sz w:val="20"/>
+      </w:rPr>
+    </w:lvl>
+    <w:lvl w:ilvl="5" w:tentative="1">
+      <w:start w:val="1"/>
+      <w:numFmt w:val="bullet"/>
+      <w:lvlText w:val=""/>
+      <w:lvlJc w:val="left"/>
+      <w:pPr>
+        <w:tabs>
+          <w:tab w:val="num" w:pos="4320"/>
+        </w:tabs>
+        <w:ind w:left="4320" w:hanging="360"/>
+      </w:pPr>
+      <w:rPr>
+        <w:rFonts w:ascii="Wingdings" w:hAnsi="Wingdings" w:hint="default"/>
+        <w:sz w:val="20"/>
+      </w:rPr>
+    </w:lvl>
+    <w:lvl w:ilvl="6" w:tentative="1">
+      <w:start w:val="1"/>
+      <w:numFmt w:val="bullet"/>
+      <w:lvlText w:val=""/>
+      <w:lvlJc w:val="left"/>
+      <w:pPr>
+        <w:tabs>
+          <w:tab w:val="num" w:pos="5040"/>
+        </w:tabs>
+        <w:ind w:left="5040" w:hanging="360"/>
+      </w:pPr>
+      <w:rPr>
+        <w:rFonts w:ascii="Wingdings" w:hAnsi="Wingdings" w:hint="default"/>
+        <w:sz w:val="20"/>
+      </w:rPr>
+    </w:lvl>
+    <w:lvl w:ilvl="7" w:tentative="1">
+      <w:start w:val="1"/>
+      <w:numFmt w:val="bullet"/>
+      <w:lvlText w:val=""/>
+      <w:lvlJc w:val="left"/>
+      <w:pPr>
+        <w:tabs>
+          <w:tab w:val="num" w:pos="5760"/>
+        </w:tabs>
+        <w:ind w:left="5760" w:hanging="360"/>
+      </w:pPr>
+      <w:rPr>
+        <w:rFonts w:ascii="Wingdings" w:hAnsi="Wingdings" w:hint="default"/>
+        <w:sz w:val="20"/>
+      </w:rPr>
+    </w:lvl>
+    <w:lvl w:ilvl="8" w:tentative="1">
+      <w:start w:val="1"/>
+      <w:numFmt w:val="bullet"/>
+      <w:lvlText w:val=""/>
+      <w:lvlJc w:val="left"/>
+      <w:pPr>
+        <w:tabs>
+          <w:tab w:val="num" w:pos="6480"/>
+        </w:tabs>
+        <w:ind w:left="6480" w:hanging="360"/>
+      </w:pPr>
+      <w:rPr>
+        <w:rFonts w:ascii="Wingdings" w:hAnsi="Wingdings" w:hint="default"/>
+        <w:sz w:val="20"/>
+      </w:rPr>
+    </w:lvl>
+  </w:abstractNum>
+  <w:abstractNum w:abstractNumId="2" w15:restartNumberingAfterBreak="0">
+    <w:nsid w:val="0A6B603D"/>
+    <w:multiLevelType w:val="multilevel"/>
+    <w:tmpl w:val="9684C6E6"/>
+    <w:lvl w:ilvl="0">
+      <w:start w:val="1"/>
+      <w:numFmt w:val="bullet"/>
+      <w:lvlText w:val=""/>
+      <w:lvlJc w:val="left"/>
+      <w:pPr>
+        <w:tabs>
+          <w:tab w:val="num" w:pos="720"/>
+        </w:tabs>
+        <w:ind w:left="720" w:hanging="360"/>
+      </w:pPr>
+      <w:rPr>
+        <w:rFonts w:ascii="Symbol" w:hAnsi="Symbol" w:hint="default"/>
+        <w:sz w:val="20"/>
+      </w:rPr>
+    </w:lvl>
+    <w:lvl w:ilvl="1" w:tentative="1">
+      <w:start w:val="1"/>
+      <w:numFmt w:val="bullet"/>
+      <w:lvlText w:val="o"/>
+      <w:lvlJc w:val="left"/>
+      <w:pPr>
+        <w:tabs>
+          <w:tab w:val="num" w:pos="1440"/>
+        </w:tabs>
+        <w:ind w:left="1440" w:hanging="360"/>
+      </w:pPr>
+      <w:rPr>
+        <w:rFonts w:ascii="Courier New" w:hAnsi="Courier New" w:hint="default"/>
+        <w:sz w:val="20"/>
+      </w:rPr>
+    </w:lvl>
+    <w:lvl w:ilvl="2" w:tentative="1">
+      <w:start w:val="1"/>
+      <w:numFmt w:val="bullet"/>
+      <w:lvlText w:val=""/>
+      <w:lvlJc w:val="left"/>
+      <w:pPr>
+        <w:tabs>
+          <w:tab w:val="num" w:pos="2160"/>
+        </w:tabs>
+        <w:ind w:left="2160" w:hanging="360"/>
+      </w:pPr>
+      <w:rPr>
+        <w:rFonts w:ascii="Wingdings" w:hAnsi="Wingdings" w:hint="default"/>
+        <w:sz w:val="20"/>
+      </w:rPr>
+    </w:lvl>
+    <w:lvl w:ilvl="3" w:tentative="1">
+      <w:start w:val="1"/>
+      <w:numFmt w:val="bullet"/>
+      <w:lvlText w:val=""/>
+      <w:lvlJc w:val="left"/>
+      <w:pPr>
+        <w:tabs>
+          <w:tab w:val="num" w:pos="2880"/>
+        </w:tabs>
+        <w:ind w:left="2880" w:hanging="360"/>
+      </w:pPr>
+      <w:rPr>
+        <w:rFonts w:ascii="Wingdings" w:hAnsi="Wingdings" w:hint="default"/>
+        <w:sz w:val="20"/>
+      </w:rPr>
+    </w:lvl>
+    <w:lvl w:ilvl="4" w:tentative="1">
+      <w:start w:val="1"/>
+      <w:numFmt w:val="bullet"/>
+      <w:lvlText w:val=""/>
+      <w:lvlJc w:val="left"/>
+      <w:pPr>
+        <w:tabs>
+          <w:tab w:val="num" w:pos="3600"/>
+        </w:tabs>
+        <w:ind w:left="3600" w:hanging="360"/>
+      </w:pPr>
+      <w:rPr>
+        <w:rFonts w:ascii="Wingdings" w:hAnsi="Wingdings" w:hint="default"/>
+        <w:sz w:val="20"/>
+      </w:rPr>
+    </w:lvl>
+    <w:lvl w:ilvl="5" w:tentative="1">
+      <w:start w:val="1"/>
+      <w:numFmt w:val="bullet"/>
+      <w:lvlText w:val=""/>
+      <w:lvlJc w:val="left"/>
+      <w:pPr>
+        <w:tabs>
+          <w:tab w:val="num" w:pos="4320"/>
+        </w:tabs>
+        <w:ind w:left="4320" w:hanging="360"/>
+      </w:pPr>
+      <w:rPr>
+        <w:rFonts w:ascii="Wingdings" w:hAnsi="Wingdings" w:hint="default"/>
+        <w:sz w:val="20"/>
+      </w:rPr>
+    </w:lvl>
+    <w:lvl w:ilvl="6" w:tentative="1">
+      <w:start w:val="1"/>
+      <w:numFmt w:val="bullet"/>
+      <w:lvlText w:val=""/>
+      <w:lvlJc w:val="left"/>
+      <w:pPr>
+        <w:tabs>
+          <w:tab w:val="num" w:pos="5040"/>
+        </w:tabs>
+        <w:ind w:left="5040" w:hanging="360"/>
+      </w:pPr>
+      <w:rPr>
+        <w:rFonts w:ascii="Wingdings" w:hAnsi="Wingdings" w:hint="default"/>
+        <w:sz w:val="20"/>
+      </w:rPr>
+    </w:lvl>
+    <w:lvl w:ilvl="7" w:tentative="1">
+      <w:start w:val="1"/>
+      <w:numFmt w:val="bullet"/>
+      <w:lvlText w:val=""/>
+      <w:lvlJc w:val="left"/>
+      <w:pPr>
+        <w:tabs>
+          <w:tab w:val="num" w:pos="5760"/>
+        </w:tabs>
+        <w:ind w:left="5760" w:hanging="360"/>
+      </w:pPr>
+      <w:rPr>
+        <w:rFonts w:ascii="Wingdings" w:hAnsi="Wingdings" w:hint="default"/>
+        <w:sz w:val="20"/>
+      </w:rPr>
+    </w:lvl>
+    <w:lvl w:ilvl="8" w:tentative="1">
+      <w:start w:val="1"/>
+      <w:numFmt w:val="bullet"/>
+      <w:lvlText w:val=""/>
+      <w:lvlJc w:val="left"/>
+      <w:pPr>
+        <w:tabs>
+          <w:tab w:val="num" w:pos="6480"/>
+        </w:tabs>
+        <w:ind w:left="6480" w:hanging="360"/>
+      </w:pPr>
+      <w:rPr>
+        <w:rFonts w:ascii="Wingdings" w:hAnsi="Wingdings" w:hint="default"/>
+        <w:sz w:val="20"/>
+      </w:rPr>
+    </w:lvl>
+  </w:abstractNum>
+  <w:abstractNum w:abstractNumId="3" w15:restartNumberingAfterBreak="0">
+    <w:nsid w:val="150B6DC4"/>
+    <w:multiLevelType w:val="multilevel"/>
+    <w:tmpl w:val="A4283F90"/>
+    <w:lvl w:ilvl="0">
+      <w:start w:val="1"/>
+      <w:numFmt w:val="bullet"/>
+      <w:lvlText w:val=""/>
+      <w:lvlJc w:val="left"/>
+      <w:pPr>
+        <w:tabs>
+          <w:tab w:val="num" w:pos="720"/>
+        </w:tabs>
+        <w:ind w:left="720" w:hanging="360"/>
+      </w:pPr>
+      <w:rPr>
+        <w:rFonts w:ascii="Symbol" w:hAnsi="Symbol" w:hint="default"/>
+        <w:sz w:val="20"/>
+      </w:rPr>
+    </w:lvl>
+    <w:lvl w:ilvl="1" w:tentative="1">
+      <w:start w:val="1"/>
+      <w:numFmt w:val="bullet"/>
+      <w:lvlText w:val="o"/>
+      <w:lvlJc w:val="left"/>
+      <w:pPr>
+        <w:tabs>
+          <w:tab w:val="num" w:pos="1440"/>
+        </w:tabs>
+        <w:ind w:left="1440" w:hanging="360"/>
+      </w:pPr>
+      <w:rPr>
+        <w:rFonts w:ascii="Courier New" w:hAnsi="Courier New" w:hint="default"/>
+        <w:sz w:val="20"/>
+      </w:rPr>
+    </w:lvl>
+    <w:lvl w:ilvl="2" w:tentative="1">
+      <w:start w:val="1"/>
+      <w:numFmt w:val="bullet"/>
+      <w:lvlText w:val=""/>
+      <w:lvlJc w:val="left"/>
+      <w:pPr>
+        <w:tabs>
+          <w:tab w:val="num" w:pos="2160"/>
+        </w:tabs>
+        <w:ind w:left="2160" w:hanging="360"/>
+      </w:pPr>
+      <w:rPr>
+        <w:rFonts w:ascii="Wingdings" w:hAnsi="Wingdings" w:hint="default"/>
+        <w:sz w:val="20"/>
+      </w:rPr>
+    </w:lvl>
+    <w:lvl w:ilvl="3" w:tentative="1">
+      <w:start w:val="1"/>
+      <w:numFmt w:val="bullet"/>
+      <w:lvlText w:val=""/>
+      <w:lvlJc w:val="left"/>
+      <w:pPr>
+        <w:tabs>
+          <w:tab w:val="num" w:pos="2880"/>
+        </w:tabs>
+        <w:ind w:left="2880" w:hanging="360"/>
+      </w:pPr>
+      <w:rPr>
+        <w:rFonts w:ascii="Wingdings" w:hAnsi="Wingdings" w:hint="default"/>
+        <w:sz w:val="20"/>
+      </w:rPr>
+    </w:lvl>
+    <w:lvl w:ilvl="4" w:tentative="1">
+      <w:start w:val="1"/>
+      <w:numFmt w:val="bullet"/>
+      <w:lvlText w:val=""/>
+      <w:lvlJc w:val="left"/>
+      <w:pPr>
+        <w:tabs>
+          <w:tab w:val="num" w:pos="3600"/>
+        </w:tabs>
+        <w:ind w:left="3600" w:hanging="360"/>
+      </w:pPr>
+      <w:rPr>
+        <w:rFonts w:ascii="Wingdings" w:hAnsi="Wingdings" w:hint="default"/>
+        <w:sz w:val="20"/>
+      </w:rPr>
+    </w:lvl>
+    <w:lvl w:ilvl="5" w:tentative="1">
+      <w:start w:val="1"/>
+      <w:numFmt w:val="bullet"/>
+      <w:lvlText w:val=""/>
+      <w:lvlJc w:val="left"/>
+      <w:pPr>
+        <w:tabs>
+          <w:tab w:val="num" w:pos="4320"/>
+        </w:tabs>
+        <w:ind w:left="4320" w:hanging="360"/>
+      </w:pPr>
+      <w:rPr>
+        <w:rFonts w:ascii="Wingdings" w:hAnsi="Wingdings" w:hint="default"/>
+        <w:sz w:val="20"/>
+      </w:rPr>
+    </w:lvl>
+    <w:lvl w:ilvl="6" w:tentative="1">
+      <w:start w:val="1"/>
+      <w:numFmt w:val="bullet"/>
+      <w:lvlText w:val=""/>
+      <w:lvlJc w:val="left"/>
+      <w:pPr>
+        <w:tabs>
+          <w:tab w:val="num" w:pos="5040"/>
+        </w:tabs>
+        <w:ind w:left="5040" w:hanging="360"/>
+      </w:pPr>
+      <w:rPr>
+        <w:rFonts w:ascii="Wingdings" w:hAnsi="Wingdings" w:hint="default"/>
+        <w:sz w:val="20"/>
+      </w:rPr>
+    </w:lvl>
+    <w:lvl w:ilvl="7" w:tentative="1">
+      <w:start w:val="1"/>
+      <w:numFmt w:val="bullet"/>
+      <w:lvlText w:val=""/>
+      <w:lvlJc w:val="left"/>
+      <w:pPr>
+        <w:tabs>
+          <w:tab w:val="num" w:pos="5760"/>
+        </w:tabs>
+        <w:ind w:left="5760" w:hanging="360"/>
+      </w:pPr>
+      <w:rPr>
+        <w:rFonts w:ascii="Wingdings" w:hAnsi="Wingdings" w:hint="default"/>
+        <w:sz w:val="20"/>
+      </w:rPr>
+    </w:lvl>
+    <w:lvl w:ilvl="8" w:tentative="1">
+      <w:start w:val="1"/>
+      <w:numFmt w:val="bullet"/>
+      <w:lvlText w:val=""/>
+      <w:lvlJc w:val="left"/>
+      <w:pPr>
+        <w:tabs>
+          <w:tab w:val="num" w:pos="6480"/>
+        </w:tabs>
+        <w:ind w:left="6480" w:hanging="360"/>
+      </w:pPr>
+      <w:rPr>
+        <w:rFonts w:ascii="Wingdings" w:hAnsi="Wingdings" w:hint="default"/>
+        <w:sz w:val="20"/>
+      </w:rPr>
+    </w:lvl>
+  </w:abstractNum>
+  <w:abstractNum w:abstractNumId="4" w15:restartNumberingAfterBreak="0">
+    <w:nsid w:val="22EB4D6A"/>
+    <w:multiLevelType w:val="multilevel"/>
+    <w:tmpl w:val="3EA81AC6"/>
+    <w:lvl w:ilvl="0">
+      <w:start w:val="1"/>
+      <w:numFmt w:val="bullet"/>
+      <w:lvlText w:val=""/>
+      <w:lvlJc w:val="left"/>
+      <w:pPr>
+        <w:tabs>
+          <w:tab w:val="num" w:pos="720"/>
+        </w:tabs>
+        <w:ind w:left="720" w:hanging="360"/>
+      </w:pPr>
+      <w:rPr>
+        <w:rFonts w:ascii="Symbol" w:hAnsi="Symbol" w:hint="default"/>
+        <w:sz w:val="20"/>
+      </w:rPr>
+    </w:lvl>
+    <w:lvl w:ilvl="1">
+      <w:start w:val="1"/>
+      <w:numFmt w:val="bullet"/>
+      <w:lvlText w:val="o"/>
+      <w:lvlJc w:val="left"/>
+      <w:pPr>
+        <w:tabs>
+          <w:tab w:val="num" w:pos="1440"/>
+        </w:tabs>
+        <w:ind w:left="1440" w:hanging="360"/>
+      </w:pPr>
+      <w:rPr>
+        <w:rFonts w:ascii="Courier New" w:hAnsi="Courier New" w:hint="default"/>
+        <w:sz w:val="20"/>
+      </w:rPr>
+    </w:lvl>
+    <w:lvl w:ilvl="2" w:tentative="1">
+      <w:start w:val="1"/>
+      <w:numFmt w:val="bullet"/>
+      <w:lvlText w:val=""/>
+      <w:lvlJc w:val="left"/>
+      <w:pPr>
+        <w:tabs>
+          <w:tab w:val="num" w:pos="2160"/>
+        </w:tabs>
+        <w:ind w:left="2160" w:hanging="360"/>
+      </w:pPr>
+      <w:rPr>
+        <w:rFonts w:ascii="Wingdings" w:hAnsi="Wingdings" w:hint="default"/>
+        <w:sz w:val="20"/>
+      </w:rPr>
+    </w:lvl>
+    <w:lvl w:ilvl="3" w:tentative="1">
+      <w:start w:val="1"/>
+      <w:numFmt w:val="bullet"/>
+      <w:lvlText w:val=""/>
+      <w:lvlJc w:val="left"/>
+      <w:pPr>
+        <w:tabs>
+          <w:tab w:val="num" w:pos="2880"/>
+        </w:tabs>
+        <w:ind w:left="2880" w:hanging="360"/>
+      </w:pPr>
+      <w:rPr>
+        <w:rFonts w:ascii="Wingdings" w:hAnsi="Wingdings" w:hint="default"/>
+        <w:sz w:val="20"/>
+      </w:rPr>
+    </w:lvl>
+    <w:lvl w:ilvl="4" w:tentative="1">
+      <w:start w:val="1"/>
+      <w:numFmt w:val="bullet"/>
+      <w:lvlText w:val=""/>
+      <w:lvlJc w:val="left"/>
+      <w:pPr>
+        <w:tabs>
+          <w:tab w:val="num" w:pos="3600"/>
+        </w:tabs>
+        <w:ind w:left="3600" w:hanging="360"/>
+      </w:pPr>
+      <w:rPr>
+        <w:rFonts w:ascii="Wingdings" w:hAnsi="Wingdings" w:hint="default"/>
+        <w:sz w:val="20"/>
+      </w:rPr>
+    </w:lvl>
+    <w:lvl w:ilvl="5" w:tentative="1">
+      <w:start w:val="1"/>
+      <w:numFmt w:val="bullet"/>
+      <w:lvlText w:val=""/>
+      <w:lvlJc w:val="left"/>
+      <w:pPr>
+        <w:tabs>
+          <w:tab w:val="num" w:pos="4320"/>
+        </w:tabs>
+        <w:ind w:left="4320" w:hanging="360"/>
+      </w:pPr>
+      <w:rPr>
+        <w:rFonts w:ascii="Wingdings" w:hAnsi="Wingdings" w:hint="default"/>
+        <w:sz w:val="20"/>
+      </w:rPr>
+    </w:lvl>
+    <w:lvl w:ilvl="6" w:tentative="1">
+      <w:start w:val="1"/>
+      <w:numFmt w:val="bullet"/>
+      <w:lvlText w:val=""/>
+      <w:lvlJc w:val="left"/>
+      <w:pPr>
+        <w:tabs>
+          <w:tab w:val="num" w:pos="5040"/>
+        </w:tabs>
+        <w:ind w:left="5040" w:hanging="360"/>
+      </w:pPr>
+      <w:rPr>
+        <w:rFonts w:ascii="Wingdings" w:hAnsi="Wingdings" w:hint="default"/>
+        <w:sz w:val="20"/>
+      </w:rPr>
+    </w:lvl>
+    <w:lvl w:ilvl="7" w:tentative="1">
+      <w:start w:val="1"/>
+      <w:numFmt w:val="bullet"/>
+      <w:lvlText w:val=""/>
+      <w:lvlJc w:val="left"/>
+      <w:pPr>
+        <w:tabs>
+          <w:tab w:val="num" w:pos="5760"/>
+        </w:tabs>
+        <w:ind w:left="5760" w:hanging="360"/>
+      </w:pPr>
+      <w:rPr>
+        <w:rFonts w:ascii="Wingdings" w:hAnsi="Wingdings" w:hint="default"/>
+        <w:sz w:val="20"/>
+      </w:rPr>
+    </w:lvl>
+    <w:lvl w:ilvl="8" w:tentative="1">
+      <w:start w:val="1"/>
+      <w:numFmt w:val="bullet"/>
+      <w:lvlText w:val=""/>
+      <w:lvlJc w:val="left"/>
+      <w:pPr>
+        <w:tabs>
+          <w:tab w:val="num" w:pos="6480"/>
+        </w:tabs>
+        <w:ind w:left="6480" w:hanging="360"/>
+      </w:pPr>
+      <w:rPr>
+        <w:rFonts w:ascii="Wingdings" w:hAnsi="Wingdings" w:hint="default"/>
+        <w:sz w:val="20"/>
+      </w:rPr>
+    </w:lvl>
+  </w:abstractNum>
+  <w:abstractNum w:abstractNumId="5" w15:restartNumberingAfterBreak="0">
+    <w:nsid w:val="25487747"/>
+    <w:multiLevelType w:val="multilevel"/>
+    <w:tmpl w:val="5DB437E8"/>
+    <w:lvl w:ilvl="0">
+      <w:start w:val="1"/>
+      <w:numFmt w:val="bullet"/>
+      <w:lvlText w:val=""/>
+      <w:lvlJc w:val="left"/>
+      <w:pPr>
+        <w:tabs>
+          <w:tab w:val="num" w:pos="720"/>
+        </w:tabs>
+        <w:ind w:left="720" w:hanging="360"/>
+      </w:pPr>
+      <w:rPr>
+        <w:rFonts w:ascii="Symbol" w:hAnsi="Symbol" w:hint="default"/>
+        <w:sz w:val="20"/>
+      </w:rPr>
+    </w:lvl>
+    <w:lvl w:ilvl="1">
+      <w:start w:val="1"/>
+      <w:numFmt w:val="bullet"/>
+      <w:lvlText w:val="o"/>
+      <w:lvlJc w:val="left"/>
+      <w:pPr>
+        <w:tabs>
+          <w:tab w:val="num" w:pos="1440"/>
+        </w:tabs>
+        <w:ind w:left="1440" w:hanging="360"/>
+      </w:pPr>
+      <w:rPr>
+        <w:rFonts w:ascii="Courier New" w:hAnsi="Courier New" w:hint="default"/>
+        <w:sz w:val="20"/>
+      </w:rPr>
+    </w:lvl>
+    <w:lvl w:ilvl="2" w:tentative="1">
+      <w:start w:val="1"/>
+      <w:numFmt w:val="bullet"/>
+      <w:lvlText w:val=""/>
+      <w:lvlJc w:val="left"/>
+      <w:pPr>
+        <w:tabs>
+          <w:tab w:val="num" w:pos="2160"/>
+        </w:tabs>
+        <w:ind w:left="2160" w:hanging="360"/>
+      </w:pPr>
+      <w:rPr>
+        <w:rFonts w:ascii="Wingdings" w:hAnsi="Wingdings" w:hint="default"/>
+        <w:sz w:val="20"/>
+      </w:rPr>
+    </w:lvl>
+    <w:lvl w:ilvl="3" w:tentative="1">
+      <w:start w:val="1"/>
+      <w:numFmt w:val="bullet"/>
+      <w:lvlText w:val=""/>
+      <w:lvlJc w:val="left"/>
+      <w:pPr>
+        <w:tabs>
+          <w:tab w:val="num" w:pos="2880"/>
+        </w:tabs>
+        <w:ind w:left="2880" w:hanging="360"/>
+      </w:pPr>
+      <w:rPr>
+        <w:rFonts w:ascii="Wingdings" w:hAnsi="Wingdings" w:hint="default"/>
+        <w:sz w:val="20"/>
+      </w:rPr>
+    </w:lvl>
+    <w:lvl w:ilvl="4" w:tentative="1">
+      <w:start w:val="1"/>
+      <w:numFmt w:val="bullet"/>
+      <w:lvlText w:val=""/>
+      <w:lvlJc w:val="left"/>
+      <w:pPr>
+        <w:tabs>
+          <w:tab w:val="num" w:pos="3600"/>
+        </w:tabs>
+        <w:ind w:left="3600" w:hanging="360"/>
+      </w:pPr>
+      <w:rPr>
+        <w:rFonts w:ascii="Wingdings" w:hAnsi="Wingdings" w:hint="default"/>
+        <w:sz w:val="20"/>
+      </w:rPr>
+    </w:lvl>
+    <w:lvl w:ilvl="5" w:tentative="1">
+      <w:start w:val="1"/>
+      <w:numFmt w:val="bullet"/>
+      <w:lvlText w:val=""/>
+      <w:lvlJc w:val="left"/>
+      <w:pPr>
+        <w:tabs>
+          <w:tab w:val="num" w:pos="4320"/>
+        </w:tabs>
+        <w:ind w:left="4320" w:hanging="360"/>
+      </w:pPr>
+      <w:rPr>
+        <w:rFonts w:ascii="Wingdings" w:hAnsi="Wingdings" w:hint="default"/>
+        <w:sz w:val="20"/>
+      </w:rPr>
+    </w:lvl>
+    <w:lvl w:ilvl="6" w:tentative="1">
+      <w:start w:val="1"/>
+      <w:numFmt w:val="bullet"/>
+      <w:lvlText w:val=""/>
+      <w:lvlJc w:val="left"/>
+      <w:pPr>
+        <w:tabs>
+          <w:tab w:val="num" w:pos="5040"/>
+        </w:tabs>
+        <w:ind w:left="5040" w:hanging="360"/>
+      </w:pPr>
+      <w:rPr>
+        <w:rFonts w:ascii="Wingdings" w:hAnsi="Wingdings" w:hint="default"/>
+        <w:sz w:val="20"/>
+      </w:rPr>
+    </w:lvl>
+    <w:lvl w:ilvl="7" w:tentative="1">
+      <w:start w:val="1"/>
+      <w:numFmt w:val="bullet"/>
+      <w:lvlText w:val=""/>
+      <w:lvlJc w:val="left"/>
+      <w:pPr>
+        <w:tabs>
+          <w:tab w:val="num" w:pos="5760"/>
+        </w:tabs>
+        <w:ind w:left="5760" w:hanging="360"/>
+      </w:pPr>
+      <w:rPr>
+        <w:rFonts w:ascii="Wingdings" w:hAnsi="Wingdings" w:hint="default"/>
+        <w:sz w:val="20"/>
+      </w:rPr>
+    </w:lvl>
+    <w:lvl w:ilvl="8" w:tentative="1">
+      <w:start w:val="1"/>
+      <w:numFmt w:val="bullet"/>
+      <w:lvlText w:val=""/>
+      <w:lvlJc w:val="left"/>
+      <w:pPr>
+        <w:tabs>
+          <w:tab w:val="num" w:pos="6480"/>
+        </w:tabs>
+        <w:ind w:left="6480" w:hanging="360"/>
+      </w:pPr>
+      <w:rPr>
+        <w:rFonts w:ascii="Wingdings" w:hAnsi="Wingdings" w:hint="default"/>
+        <w:sz w:val="20"/>
+      </w:rPr>
+    </w:lvl>
+  </w:abstractNum>
+  <w:abstractNum w:abstractNumId="6" w15:restartNumberingAfterBreak="0">
+    <w:nsid w:val="355A081A"/>
+    <w:multiLevelType w:val="multilevel"/>
+    <w:tmpl w:val="F48A1534"/>
+    <w:lvl w:ilvl="0">
+      <w:start w:val="1"/>
+      <w:numFmt w:val="bullet"/>
+      <w:lvlText w:val=""/>
+      <w:lvlJc w:val="left"/>
+      <w:pPr>
+        <w:tabs>
+          <w:tab w:val="num" w:pos="720"/>
+        </w:tabs>
+        <w:ind w:left="720" w:hanging="360"/>
+      </w:pPr>
+      <w:rPr>
+        <w:rFonts w:ascii="Symbol" w:hAnsi="Symbol" w:hint="default"/>
+        <w:sz w:val="20"/>
+      </w:rPr>
+    </w:lvl>
+    <w:lvl w:ilvl="1" w:tentative="1">
+      <w:start w:val="1"/>
+      <w:numFmt w:val="bullet"/>
+      <w:lvlText w:val="o"/>
+      <w:lvlJc w:val="left"/>
+      <w:pPr>
+        <w:tabs>
+          <w:tab w:val="num" w:pos="1440"/>
+        </w:tabs>
+        <w:ind w:left="1440" w:hanging="360"/>
+      </w:pPr>
+      <w:rPr>
+        <w:rFonts w:ascii="Courier New" w:hAnsi="Courier New" w:hint="default"/>
+        <w:sz w:val="20"/>
+      </w:rPr>
+    </w:lvl>
+    <w:lvl w:ilvl="2" w:tentative="1">
+      <w:start w:val="1"/>
+      <w:numFmt w:val="bullet"/>
+      <w:lvlText w:val=""/>
+      <w:lvlJc w:val="left"/>
+      <w:pPr>
+        <w:tabs>
+          <w:tab w:val="num" w:pos="2160"/>
+        </w:tabs>
+        <w:ind w:left="2160" w:hanging="360"/>
+      </w:pPr>
+      <w:rPr>
+        <w:rFonts w:ascii="Wingdings" w:hAnsi="Wingdings" w:hint="default"/>
+        <w:sz w:val="20"/>
+      </w:rPr>
+    </w:lvl>
+    <w:lvl w:ilvl="3" w:tentative="1">
+      <w:start w:val="1"/>
+      <w:numFmt w:val="bullet"/>
+      <w:lvlText w:val=""/>
+      <w:lvlJc w:val="left"/>
+      <w:pPr>
+        <w:tabs>
+          <w:tab w:val="num" w:pos="2880"/>
+        </w:tabs>
+        <w:ind w:left="2880" w:hanging="360"/>
+      </w:pPr>
+      <w:rPr>
+        <w:rFonts w:ascii="Wingdings" w:hAnsi="Wingdings" w:hint="default"/>
+        <w:sz w:val="20"/>
+      </w:rPr>
+    </w:lvl>
+    <w:lvl w:ilvl="4" w:tentative="1">
+      <w:start w:val="1"/>
+      <w:numFmt w:val="bullet"/>
+      <w:lvlText w:val=""/>
+      <w:lvlJc w:val="left"/>
+      <w:pPr>
+        <w:tabs>
+          <w:tab w:val="num" w:pos="3600"/>
+        </w:tabs>
+        <w:ind w:left="3600" w:hanging="360"/>
+      </w:pPr>
+      <w:rPr>
+        <w:rFonts w:ascii="Wingdings" w:hAnsi="Wingdings" w:hint="default"/>
+        <w:sz w:val="20"/>
+      </w:rPr>
+    </w:lvl>
+    <w:lvl w:ilvl="5" w:tentative="1">
+      <w:start w:val="1"/>
+      <w:numFmt w:val="bullet"/>
+      <w:lvlText w:val=""/>
+      <w:lvlJc w:val="left"/>
+      <w:pPr>
+        <w:tabs>
+          <w:tab w:val="num" w:pos="4320"/>
+        </w:tabs>
+        <w:ind w:left="4320" w:hanging="360"/>
+      </w:pPr>
+      <w:rPr>
+        <w:rFonts w:ascii="Wingdings" w:hAnsi="Wingdings" w:hint="default"/>
+        <w:sz w:val="20"/>
+      </w:rPr>
+    </w:lvl>
+    <w:lvl w:ilvl="6" w:tentative="1">
+      <w:start w:val="1"/>
+      <w:numFmt w:val="bullet"/>
+      <w:lvlText w:val=""/>
+      <w:lvlJc w:val="left"/>
+      <w:pPr>
+        <w:tabs>
+          <w:tab w:val="num" w:pos="5040"/>
+        </w:tabs>
+        <w:ind w:left="5040" w:hanging="360"/>
+      </w:pPr>
+      <w:rPr>
+        <w:rFonts w:ascii="Wingdings" w:hAnsi="Wingdings" w:hint="default"/>
+        <w:sz w:val="20"/>
+      </w:rPr>
+    </w:lvl>
+    <w:lvl w:ilvl="7" w:tentative="1">
+      <w:start w:val="1"/>
+      <w:numFmt w:val="bullet"/>
+      <w:lvlText w:val=""/>
+      <w:lvlJc w:val="left"/>
+      <w:pPr>
+        <w:tabs>
+          <w:tab w:val="num" w:pos="5760"/>
+        </w:tabs>
+        <w:ind w:left="5760" w:hanging="360"/>
+      </w:pPr>
+      <w:rPr>
+        <w:rFonts w:ascii="Wingdings" w:hAnsi="Wingdings" w:hint="default"/>
+        <w:sz w:val="20"/>
+      </w:rPr>
+    </w:lvl>
+    <w:lvl w:ilvl="8" w:tentative="1">
+      <w:start w:val="1"/>
+      <w:numFmt w:val="bullet"/>
+      <w:lvlText w:val=""/>
+      <w:lvlJc w:val="left"/>
+      <w:pPr>
+        <w:tabs>
+          <w:tab w:val="num" w:pos="6480"/>
+        </w:tabs>
+        <w:ind w:left="6480" w:hanging="360"/>
+      </w:pPr>
+      <w:rPr>
+        <w:rFonts w:ascii="Wingdings" w:hAnsi="Wingdings" w:hint="default"/>
+        <w:sz w:val="20"/>
+      </w:rPr>
+    </w:lvl>
+  </w:abstractNum>
+  <w:abstractNum w:abstractNumId="7" w15:restartNumberingAfterBreak="0">
+    <w:nsid w:val="3CB119EE"/>
+    <w:multiLevelType w:val="multilevel"/>
+    <w:tmpl w:val="F8EAADE4"/>
+    <w:lvl w:ilvl="0">
+      <w:start w:val="1"/>
+      <w:numFmt w:val="bullet"/>
+      <w:lvlText w:val=""/>
+      <w:lvlJc w:val="left"/>
+      <w:pPr>
+        <w:tabs>
+          <w:tab w:val="num" w:pos="720"/>
+        </w:tabs>
+        <w:ind w:left="720" w:hanging="360"/>
+      </w:pPr>
+      <w:rPr>
+        <w:rFonts w:ascii="Symbol" w:hAnsi="Symbol" w:hint="default"/>
+        <w:sz w:val="20"/>
+      </w:rPr>
+    </w:lvl>
+    <w:lvl w:ilvl="1">
+      <w:start w:val="1"/>
+      <w:numFmt w:val="bullet"/>
+      <w:lvlText w:val="o"/>
+      <w:lvlJc w:val="left"/>
+      <w:pPr>
+        <w:tabs>
+          <w:tab w:val="num" w:pos="1440"/>
+        </w:tabs>
+        <w:ind w:left="1440" w:hanging="360"/>
+      </w:pPr>
+      <w:rPr>
+        <w:rFonts w:ascii="Courier New" w:hAnsi="Courier New" w:hint="default"/>
+        <w:sz w:val="20"/>
+      </w:rPr>
+    </w:lvl>
+    <w:lvl w:ilvl="2" w:tentative="1">
+      <w:start w:val="1"/>
+      <w:numFmt w:val="bullet"/>
+      <w:lvlText w:val=""/>
+      <w:lvlJc w:val="left"/>
+      <w:pPr>
+        <w:tabs>
+          <w:tab w:val="num" w:pos="2160"/>
+        </w:tabs>
+        <w:ind w:left="2160" w:hanging="360"/>
+      </w:pPr>
+      <w:rPr>
+        <w:rFonts w:ascii="Wingdings" w:hAnsi="Wingdings" w:hint="default"/>
+        <w:sz w:val="20"/>
+      </w:rPr>
+    </w:lvl>
+    <w:lvl w:ilvl="3" w:tentative="1">
+      <w:start w:val="1"/>
+      <w:numFmt w:val="bullet"/>
+      <w:lvlText w:val=""/>
+      <w:lvlJc w:val="left"/>
+      <w:pPr>
+        <w:tabs>
+          <w:tab w:val="num" w:pos="2880"/>
+        </w:tabs>
+        <w:ind w:left="2880" w:hanging="360"/>
+      </w:pPr>
+      <w:rPr>
+        <w:rFonts w:ascii="Wingdings" w:hAnsi="Wingdings" w:hint="default"/>
+        <w:sz w:val="20"/>
+      </w:rPr>
+    </w:lvl>
+    <w:lvl w:ilvl="4" w:tentative="1">
+      <w:start w:val="1"/>
+      <w:numFmt w:val="bullet"/>
+      <w:lvlText w:val=""/>
+      <w:lvlJc w:val="left"/>
+      <w:pPr>
+        <w:tabs>
+          <w:tab w:val="num" w:pos="3600"/>
+        </w:tabs>
+        <w:ind w:left="3600" w:hanging="360"/>
+      </w:pPr>
+      <w:rPr>
+        <w:rFonts w:ascii="Wingdings" w:hAnsi="Wingdings" w:hint="default"/>
+        <w:sz w:val="20"/>
+      </w:rPr>
+    </w:lvl>
+    <w:lvl w:ilvl="5" w:tentative="1">
+      <w:start w:val="1"/>
+      <w:numFmt w:val="bullet"/>
+      <w:lvlText w:val=""/>
+      <w:lvlJc w:val="left"/>
+      <w:pPr>
+        <w:tabs>
+          <w:tab w:val="num" w:pos="4320"/>
+        </w:tabs>
+        <w:ind w:left="4320" w:hanging="360"/>
+      </w:pPr>
+      <w:rPr>
+        <w:rFonts w:ascii="Wingdings" w:hAnsi="Wingdings" w:hint="default"/>
+        <w:sz w:val="20"/>
+      </w:rPr>
+    </w:lvl>
+    <w:lvl w:ilvl="6" w:tentative="1">
+      <w:start w:val="1"/>
+      <w:numFmt w:val="bullet"/>
+      <w:lvlText w:val=""/>
+      <w:lvlJc w:val="left"/>
+      <w:pPr>
+        <w:tabs>
+          <w:tab w:val="num" w:pos="5040"/>
+        </w:tabs>
+        <w:ind w:left="5040" w:hanging="360"/>
+      </w:pPr>
+      <w:rPr>
+        <w:rFonts w:ascii="Wingdings" w:hAnsi="Wingdings" w:hint="default"/>
+        <w:sz w:val="20"/>
+      </w:rPr>
+    </w:lvl>
+    <w:lvl w:ilvl="7" w:tentative="1">
+      <w:start w:val="1"/>
+      <w:numFmt w:val="bullet"/>
+      <w:lvlText w:val=""/>
+      <w:lvlJc w:val="left"/>
+      <w:pPr>
+        <w:tabs>
+          <w:tab w:val="num" w:pos="5760"/>
+        </w:tabs>
+        <w:ind w:left="5760" w:hanging="360"/>
+      </w:pPr>
+      <w:rPr>
+        <w:rFonts w:ascii="Wingdings" w:hAnsi="Wingdings" w:hint="default"/>
+        <w:sz w:val="20"/>
+      </w:rPr>
+    </w:lvl>
+    <w:lvl w:ilvl="8" w:tentative="1">
+      <w:start w:val="1"/>
+      <w:numFmt w:val="bullet"/>
+      <w:lvlText w:val=""/>
+      <w:lvlJc w:val="left"/>
+      <w:pPr>
+        <w:tabs>
+          <w:tab w:val="num" w:pos="6480"/>
+        </w:tabs>
+        <w:ind w:left="6480" w:hanging="360"/>
+      </w:pPr>
+      <w:rPr>
+        <w:rFonts w:ascii="Wingdings" w:hAnsi="Wingdings" w:hint="default"/>
+        <w:sz w:val="20"/>
+      </w:rPr>
+    </w:lvl>
+  </w:abstractNum>
+  <w:abstractNum w:abstractNumId="8" w15:restartNumberingAfterBreak="0">
+    <w:nsid w:val="4C7453E5"/>
+    <w:multiLevelType w:val="multilevel"/>
+    <w:tmpl w:val="8B92DF7E"/>
+    <w:lvl w:ilvl="0">
+      <w:start w:val="1"/>
+      <w:numFmt w:val="bullet"/>
+      <w:lvlText w:val=""/>
+      <w:lvlJc w:val="left"/>
+      <w:pPr>
+        <w:tabs>
+          <w:tab w:val="num" w:pos="720"/>
+        </w:tabs>
+        <w:ind w:left="720" w:hanging="360"/>
+      </w:pPr>
+      <w:rPr>
+        <w:rFonts w:ascii="Symbol" w:hAnsi="Symbol" w:hint="default"/>
+        <w:sz w:val="20"/>
+      </w:rPr>
+    </w:lvl>
+    <w:lvl w:ilvl="1">
+      <w:start w:val="1"/>
+      <w:numFmt w:val="bullet"/>
+      <w:lvlText w:val="o"/>
+      <w:lvlJc w:val="left"/>
+      <w:pPr>
+        <w:tabs>
+          <w:tab w:val="num" w:pos="1440"/>
+        </w:tabs>
+        <w:ind w:left="1440" w:hanging="360"/>
+      </w:pPr>
+      <w:rPr>
+        <w:rFonts w:ascii="Courier New" w:hAnsi="Courier New" w:hint="default"/>
+        <w:sz w:val="20"/>
+      </w:rPr>
+    </w:lvl>
+    <w:lvl w:ilvl="2" w:tentative="1">
+      <w:start w:val="1"/>
+      <w:numFmt w:val="bullet"/>
+      <w:lvlText w:val=""/>
+      <w:lvlJc w:val="left"/>
+      <w:pPr>
+        <w:tabs>
+          <w:tab w:val="num" w:pos="2160"/>
+        </w:tabs>
+        <w:ind w:left="2160" w:hanging="360"/>
+      </w:pPr>
+      <w:rPr>
+        <w:rFonts w:ascii="Wingdings" w:hAnsi="Wingdings" w:hint="default"/>
+        <w:sz w:val="20"/>
+      </w:rPr>
+    </w:lvl>
+    <w:lvl w:ilvl="3" w:tentative="1">
+      <w:start w:val="1"/>
+      <w:numFmt w:val="bullet"/>
+      <w:lvlText w:val=""/>
+      <w:lvlJc w:val="left"/>
+      <w:pPr>
+        <w:tabs>
+          <w:tab w:val="num" w:pos="2880"/>
+        </w:tabs>
+        <w:ind w:left="2880" w:hanging="360"/>
+      </w:pPr>
+      <w:rPr>
+        <w:rFonts w:ascii="Wingdings" w:hAnsi="Wingdings" w:hint="default"/>
+        <w:sz w:val="20"/>
+      </w:rPr>
+    </w:lvl>
+    <w:lvl w:ilvl="4" w:tentative="1">
+      <w:start w:val="1"/>
+      <w:numFmt w:val="bullet"/>
+      <w:lvlText w:val=""/>
+      <w:lvlJc w:val="left"/>
+      <w:pPr>
+        <w:tabs>
+          <w:tab w:val="num" w:pos="3600"/>
+        </w:tabs>
+        <w:ind w:left="3600" w:hanging="360"/>
+      </w:pPr>
+      <w:rPr>
+        <w:rFonts w:ascii="Wingdings" w:hAnsi="Wingdings" w:hint="default"/>
+        <w:sz w:val="20"/>
+      </w:rPr>
+    </w:lvl>
+    <w:lvl w:ilvl="5" w:tentative="1">
+      <w:start w:val="1"/>
+      <w:numFmt w:val="bullet"/>
+      <w:lvlText w:val=""/>
+      <w:lvlJc w:val="left"/>
+      <w:pPr>
+        <w:tabs>
+          <w:tab w:val="num" w:pos="4320"/>
+        </w:tabs>
+        <w:ind w:left="4320" w:hanging="360"/>
+      </w:pPr>
+      <w:rPr>
+        <w:rFonts w:ascii="Wingdings" w:hAnsi="Wingdings" w:hint="default"/>
+        <w:sz w:val="20"/>
+      </w:rPr>
+    </w:lvl>
+    <w:lvl w:ilvl="6" w:tentative="1">
+      <w:start w:val="1"/>
+      <w:numFmt w:val="bullet"/>
+      <w:lvlText w:val=""/>
+      <w:lvlJc w:val="left"/>
+      <w:pPr>
+        <w:tabs>
+          <w:tab w:val="num" w:pos="5040"/>
+        </w:tabs>
+        <w:ind w:left="5040" w:hanging="360"/>
+      </w:pPr>
+      <w:rPr>
+        <w:rFonts w:ascii="Wingdings" w:hAnsi="Wingdings" w:hint="default"/>
+        <w:sz w:val="20"/>
+      </w:rPr>
+    </w:lvl>
+    <w:lvl w:ilvl="7" w:tentative="1">
+      <w:start w:val="1"/>
+      <w:numFmt w:val="bullet"/>
+      <w:lvlText w:val=""/>
+      <w:lvlJc w:val="left"/>
+      <w:pPr>
+        <w:tabs>
+          <w:tab w:val="num" w:pos="5760"/>
+        </w:tabs>
+        <w:ind w:left="5760" w:hanging="360"/>
+      </w:pPr>
+      <w:rPr>
+        <w:rFonts w:ascii="Wingdings" w:hAnsi="Wingdings" w:hint="default"/>
+        <w:sz w:val="20"/>
+      </w:rPr>
+    </w:lvl>
+    <w:lvl w:ilvl="8" w:tentative="1">
+      <w:start w:val="1"/>
+      <w:numFmt w:val="bullet"/>
+      <w:lvlText w:val=""/>
+      <w:lvlJc w:val="left"/>
+      <w:pPr>
+        <w:tabs>
+          <w:tab w:val="num" w:pos="6480"/>
+        </w:tabs>
+        <w:ind w:left="6480" w:hanging="360"/>
+      </w:pPr>
+      <w:rPr>
+        <w:rFonts w:ascii="Wingdings" w:hAnsi="Wingdings" w:hint="default"/>
+        <w:sz w:val="20"/>
+      </w:rPr>
+    </w:lvl>
+  </w:abstractNum>
+  <w:abstractNum w:abstractNumId="9" w15:restartNumberingAfterBreak="0">
     <w:nsid w:val="5AF707B0"/>
     <w:multiLevelType w:val="multilevel"/>
     <w:tmpl w:val="59ACB362"/>
@@ -328,8 +3946,491 @@
       </w:pPr>
     </w:lvl>
   </w:abstractNum>
+  <w:abstractNum w:abstractNumId="10" w15:restartNumberingAfterBreak="0">
+    <w:nsid w:val="5E09544B"/>
+    <w:multiLevelType w:val="multilevel"/>
+    <w:tmpl w:val="2F180464"/>
+    <w:lvl w:ilvl="0">
+      <w:start w:val="1"/>
+      <w:numFmt w:val="bullet"/>
+      <w:lvlText w:val=""/>
+      <w:lvlJc w:val="left"/>
+      <w:pPr>
+        <w:tabs>
+          <w:tab w:val="num" w:pos="720"/>
+        </w:tabs>
+        <w:ind w:left="720" w:hanging="360"/>
+      </w:pPr>
+      <w:rPr>
+        <w:rFonts w:ascii="Symbol" w:hAnsi="Symbol" w:hint="default"/>
+        <w:sz w:val="20"/>
+      </w:rPr>
+    </w:lvl>
+    <w:lvl w:ilvl="1">
+      <w:start w:val="1"/>
+      <w:numFmt w:val="bullet"/>
+      <w:lvlText w:val="o"/>
+      <w:lvlJc w:val="left"/>
+      <w:pPr>
+        <w:tabs>
+          <w:tab w:val="num" w:pos="1440"/>
+        </w:tabs>
+        <w:ind w:left="1440" w:hanging="360"/>
+      </w:pPr>
+      <w:rPr>
+        <w:rFonts w:ascii="Courier New" w:hAnsi="Courier New" w:hint="default"/>
+        <w:sz w:val="20"/>
+      </w:rPr>
+    </w:lvl>
+    <w:lvl w:ilvl="2" w:tentative="1">
+      <w:start w:val="1"/>
+      <w:numFmt w:val="bullet"/>
+      <w:lvlText w:val=""/>
+      <w:lvlJc w:val="left"/>
+      <w:pPr>
+        <w:tabs>
+          <w:tab w:val="num" w:pos="2160"/>
+        </w:tabs>
+        <w:ind w:left="2160" w:hanging="360"/>
+      </w:pPr>
+      <w:rPr>
+        <w:rFonts w:ascii="Wingdings" w:hAnsi="Wingdings" w:hint="default"/>
+        <w:sz w:val="20"/>
+      </w:rPr>
+    </w:lvl>
+    <w:lvl w:ilvl="3" w:tentative="1">
+      <w:start w:val="1"/>
+      <w:numFmt w:val="bullet"/>
+      <w:lvlText w:val=""/>
+      <w:lvlJc w:val="left"/>
+      <w:pPr>
+        <w:tabs>
+          <w:tab w:val="num" w:pos="2880"/>
+        </w:tabs>
+        <w:ind w:left="2880" w:hanging="360"/>
+      </w:pPr>
+      <w:rPr>
+        <w:rFonts w:ascii="Wingdings" w:hAnsi="Wingdings" w:hint="default"/>
+        <w:sz w:val="20"/>
+      </w:rPr>
+    </w:lvl>
+    <w:lvl w:ilvl="4" w:tentative="1">
+      <w:start w:val="1"/>
+      <w:numFmt w:val="bullet"/>
+      <w:lvlText w:val=""/>
+      <w:lvlJc w:val="left"/>
+      <w:pPr>
+        <w:tabs>
+          <w:tab w:val="num" w:pos="3600"/>
+        </w:tabs>
+        <w:ind w:left="3600" w:hanging="360"/>
+      </w:pPr>
+      <w:rPr>
+        <w:rFonts w:ascii="Wingdings" w:hAnsi="Wingdings" w:hint="default"/>
+        <w:sz w:val="20"/>
+      </w:rPr>
+    </w:lvl>
+    <w:lvl w:ilvl="5" w:tentative="1">
+      <w:start w:val="1"/>
+      <w:numFmt w:val="bullet"/>
+      <w:lvlText w:val=""/>
+      <w:lvlJc w:val="left"/>
+      <w:pPr>
+        <w:tabs>
+          <w:tab w:val="num" w:pos="4320"/>
+        </w:tabs>
+        <w:ind w:left="4320" w:hanging="360"/>
+      </w:pPr>
+      <w:rPr>
+        <w:rFonts w:ascii="Wingdings" w:hAnsi="Wingdings" w:hint="default"/>
+        <w:sz w:val="20"/>
+      </w:rPr>
+    </w:lvl>
+    <w:lvl w:ilvl="6" w:tentative="1">
+      <w:start w:val="1"/>
+      <w:numFmt w:val="bullet"/>
+      <w:lvlText w:val=""/>
+      <w:lvlJc w:val="left"/>
+      <w:pPr>
+        <w:tabs>
+          <w:tab w:val="num" w:pos="5040"/>
+        </w:tabs>
+        <w:ind w:left="5040" w:hanging="360"/>
+      </w:pPr>
+      <w:rPr>
+        <w:rFonts w:ascii="Wingdings" w:hAnsi="Wingdings" w:hint="default"/>
+        <w:sz w:val="20"/>
+      </w:rPr>
+    </w:lvl>
+    <w:lvl w:ilvl="7" w:tentative="1">
+      <w:start w:val="1"/>
+      <w:numFmt w:val="bullet"/>
+      <w:lvlText w:val=""/>
+      <w:lvlJc w:val="left"/>
+      <w:pPr>
+        <w:tabs>
+          <w:tab w:val="num" w:pos="5760"/>
+        </w:tabs>
+        <w:ind w:left="5760" w:hanging="360"/>
+      </w:pPr>
+      <w:rPr>
+        <w:rFonts w:ascii="Wingdings" w:hAnsi="Wingdings" w:hint="default"/>
+        <w:sz w:val="20"/>
+      </w:rPr>
+    </w:lvl>
+    <w:lvl w:ilvl="8" w:tentative="1">
+      <w:start w:val="1"/>
+      <w:numFmt w:val="bullet"/>
+      <w:lvlText w:val=""/>
+      <w:lvlJc w:val="left"/>
+      <w:pPr>
+        <w:tabs>
+          <w:tab w:val="num" w:pos="6480"/>
+        </w:tabs>
+        <w:ind w:left="6480" w:hanging="360"/>
+      </w:pPr>
+      <w:rPr>
+        <w:rFonts w:ascii="Wingdings" w:hAnsi="Wingdings" w:hint="default"/>
+        <w:sz w:val="20"/>
+      </w:rPr>
+    </w:lvl>
+  </w:abstractNum>
+  <w:abstractNum w:abstractNumId="11" w15:restartNumberingAfterBreak="0">
+    <w:nsid w:val="72BB3ED1"/>
+    <w:multiLevelType w:val="multilevel"/>
+    <w:tmpl w:val="3C2CEBF0"/>
+    <w:lvl w:ilvl="0">
+      <w:start w:val="1"/>
+      <w:numFmt w:val="bullet"/>
+      <w:lvlText w:val=""/>
+      <w:lvlJc w:val="left"/>
+      <w:pPr>
+        <w:tabs>
+          <w:tab w:val="num" w:pos="720"/>
+        </w:tabs>
+        <w:ind w:left="720" w:hanging="360"/>
+      </w:pPr>
+      <w:rPr>
+        <w:rFonts w:ascii="Symbol" w:hAnsi="Symbol" w:hint="default"/>
+        <w:sz w:val="20"/>
+      </w:rPr>
+    </w:lvl>
+    <w:lvl w:ilvl="1">
+      <w:start w:val="1"/>
+      <w:numFmt w:val="bullet"/>
+      <w:lvlText w:val="o"/>
+      <w:lvlJc w:val="left"/>
+      <w:pPr>
+        <w:tabs>
+          <w:tab w:val="num" w:pos="1440"/>
+        </w:tabs>
+        <w:ind w:left="1440" w:hanging="360"/>
+      </w:pPr>
+      <w:rPr>
+        <w:rFonts w:ascii="Courier New" w:hAnsi="Courier New" w:hint="default"/>
+        <w:sz w:val="20"/>
+      </w:rPr>
+    </w:lvl>
+    <w:lvl w:ilvl="2" w:tentative="1">
+      <w:start w:val="1"/>
+      <w:numFmt w:val="bullet"/>
+      <w:lvlText w:val=""/>
+      <w:lvlJc w:val="left"/>
+      <w:pPr>
+        <w:tabs>
+          <w:tab w:val="num" w:pos="2160"/>
+        </w:tabs>
+        <w:ind w:left="2160" w:hanging="360"/>
+      </w:pPr>
+      <w:rPr>
+        <w:rFonts w:ascii="Wingdings" w:hAnsi="Wingdings" w:hint="default"/>
+        <w:sz w:val="20"/>
+      </w:rPr>
+    </w:lvl>
+    <w:lvl w:ilvl="3" w:tentative="1">
+      <w:start w:val="1"/>
+      <w:numFmt w:val="bullet"/>
+      <w:lvlText w:val=""/>
+      <w:lvlJc w:val="left"/>
+      <w:pPr>
+        <w:tabs>
+          <w:tab w:val="num" w:pos="2880"/>
+        </w:tabs>
+        <w:ind w:left="2880" w:hanging="360"/>
+      </w:pPr>
+      <w:rPr>
+        <w:rFonts w:ascii="Wingdings" w:hAnsi="Wingdings" w:hint="default"/>
+        <w:sz w:val="20"/>
+      </w:rPr>
+    </w:lvl>
+    <w:lvl w:ilvl="4" w:tentative="1">
+      <w:start w:val="1"/>
+      <w:numFmt w:val="bullet"/>
+      <w:lvlText w:val=""/>
+      <w:lvlJc w:val="left"/>
+      <w:pPr>
+        <w:tabs>
+          <w:tab w:val="num" w:pos="3600"/>
+        </w:tabs>
+        <w:ind w:left="3600" w:hanging="360"/>
+      </w:pPr>
+      <w:rPr>
+        <w:rFonts w:ascii="Wingdings" w:hAnsi="Wingdings" w:hint="default"/>
+        <w:sz w:val="20"/>
+      </w:rPr>
+    </w:lvl>
+    <w:lvl w:ilvl="5" w:tentative="1">
+      <w:start w:val="1"/>
+      <w:numFmt w:val="bullet"/>
+      <w:lvlText w:val=""/>
+      <w:lvlJc w:val="left"/>
+      <w:pPr>
+        <w:tabs>
+          <w:tab w:val="num" w:pos="4320"/>
+        </w:tabs>
+        <w:ind w:left="4320" w:hanging="360"/>
+      </w:pPr>
+      <w:rPr>
+        <w:rFonts w:ascii="Wingdings" w:hAnsi="Wingdings" w:hint="default"/>
+        <w:sz w:val="20"/>
+      </w:rPr>
+    </w:lvl>
+    <w:lvl w:ilvl="6" w:tentative="1">
+      <w:start w:val="1"/>
+      <w:numFmt w:val="bullet"/>
+      <w:lvlText w:val=""/>
+      <w:lvlJc w:val="left"/>
+      <w:pPr>
+        <w:tabs>
+          <w:tab w:val="num" w:pos="5040"/>
+        </w:tabs>
+        <w:ind w:left="5040" w:hanging="360"/>
+      </w:pPr>
+      <w:rPr>
+        <w:rFonts w:ascii="Wingdings" w:hAnsi="Wingdings" w:hint="default"/>
+        <w:sz w:val="20"/>
+      </w:rPr>
+    </w:lvl>
+    <w:lvl w:ilvl="7" w:tentative="1">
+      <w:start w:val="1"/>
+      <w:numFmt w:val="bullet"/>
+      <w:lvlText w:val=""/>
+      <w:lvlJc w:val="left"/>
+      <w:pPr>
+        <w:tabs>
+          <w:tab w:val="num" w:pos="5760"/>
+        </w:tabs>
+        <w:ind w:left="5760" w:hanging="360"/>
+      </w:pPr>
+      <w:rPr>
+        <w:rFonts w:ascii="Wingdings" w:hAnsi="Wingdings" w:hint="default"/>
+        <w:sz w:val="20"/>
+      </w:rPr>
+    </w:lvl>
+    <w:lvl w:ilvl="8" w:tentative="1">
+      <w:start w:val="1"/>
+      <w:numFmt w:val="bullet"/>
+      <w:lvlText w:val=""/>
+      <w:lvlJc w:val="left"/>
+      <w:pPr>
+        <w:tabs>
+          <w:tab w:val="num" w:pos="6480"/>
+        </w:tabs>
+        <w:ind w:left="6480" w:hanging="360"/>
+      </w:pPr>
+      <w:rPr>
+        <w:rFonts w:ascii="Wingdings" w:hAnsi="Wingdings" w:hint="default"/>
+        <w:sz w:val="20"/>
+      </w:rPr>
+    </w:lvl>
+  </w:abstractNum>
+  <w:abstractNum w:abstractNumId="12" w15:restartNumberingAfterBreak="0">
+    <w:nsid w:val="7E1C594E"/>
+    <w:multiLevelType w:val="multilevel"/>
+    <w:tmpl w:val="7E1EACF4"/>
+    <w:lvl w:ilvl="0">
+      <w:start w:val="1"/>
+      <w:numFmt w:val="bullet"/>
+      <w:lvlText w:val=""/>
+      <w:lvlJc w:val="left"/>
+      <w:pPr>
+        <w:tabs>
+          <w:tab w:val="num" w:pos="720"/>
+        </w:tabs>
+        <w:ind w:left="720" w:hanging="360"/>
+      </w:pPr>
+      <w:rPr>
+        <w:rFonts w:ascii="Symbol" w:hAnsi="Symbol" w:hint="default"/>
+        <w:sz w:val="20"/>
+      </w:rPr>
+    </w:lvl>
+    <w:lvl w:ilvl="1" w:tentative="1">
+      <w:start w:val="1"/>
+      <w:numFmt w:val="bullet"/>
+      <w:lvlText w:val="o"/>
+      <w:lvlJc w:val="left"/>
+      <w:pPr>
+        <w:tabs>
+          <w:tab w:val="num" w:pos="1440"/>
+        </w:tabs>
+        <w:ind w:left="1440" w:hanging="360"/>
+      </w:pPr>
+      <w:rPr>
+        <w:rFonts w:ascii="Courier New" w:hAnsi="Courier New" w:hint="default"/>
+        <w:sz w:val="20"/>
+      </w:rPr>
+    </w:lvl>
+    <w:lvl w:ilvl="2" w:tentative="1">
+      <w:start w:val="1"/>
+      <w:numFmt w:val="bullet"/>
+      <w:lvlText w:val=""/>
+      <w:lvlJc w:val="left"/>
+      <w:pPr>
+        <w:tabs>
+          <w:tab w:val="num" w:pos="2160"/>
+        </w:tabs>
+        <w:ind w:left="2160" w:hanging="360"/>
+      </w:pPr>
+      <w:rPr>
+        <w:rFonts w:ascii="Wingdings" w:hAnsi="Wingdings" w:hint="default"/>
+        <w:sz w:val="20"/>
+      </w:rPr>
+    </w:lvl>
+    <w:lvl w:ilvl="3" w:tentative="1">
+      <w:start w:val="1"/>
+      <w:numFmt w:val="bullet"/>
+      <w:lvlText w:val=""/>
+      <w:lvlJc w:val="left"/>
+      <w:pPr>
+        <w:tabs>
+          <w:tab w:val="num" w:pos="2880"/>
+        </w:tabs>
+        <w:ind w:left="2880" w:hanging="360"/>
+      </w:pPr>
+      <w:rPr>
+        <w:rFonts w:ascii="Wingdings" w:hAnsi="Wingdings" w:hint="default"/>
+        <w:sz w:val="20"/>
+      </w:rPr>
+    </w:lvl>
+    <w:lvl w:ilvl="4" w:tentative="1">
+      <w:start w:val="1"/>
+      <w:numFmt w:val="bullet"/>
+      <w:lvlText w:val=""/>
+      <w:lvlJc w:val="left"/>
+      <w:pPr>
+        <w:tabs>
+          <w:tab w:val="num" w:pos="3600"/>
+        </w:tabs>
+        <w:ind w:left="3600" w:hanging="360"/>
+      </w:pPr>
+      <w:rPr>
+        <w:rFonts w:ascii="Wingdings" w:hAnsi="Wingdings" w:hint="default"/>
+        <w:sz w:val="20"/>
+      </w:rPr>
+    </w:lvl>
+    <w:lvl w:ilvl="5" w:tentative="1">
+      <w:start w:val="1"/>
+      <w:numFmt w:val="bullet"/>
+      <w:lvlText w:val=""/>
+      <w:lvlJc w:val="left"/>
+      <w:pPr>
+        <w:tabs>
+          <w:tab w:val="num" w:pos="4320"/>
+        </w:tabs>
+        <w:ind w:left="4320" w:hanging="360"/>
+      </w:pPr>
+      <w:rPr>
+        <w:rFonts w:ascii="Wingdings" w:hAnsi="Wingdings" w:hint="default"/>
+        <w:sz w:val="20"/>
+      </w:rPr>
+    </w:lvl>
+    <w:lvl w:ilvl="6" w:tentative="1">
+      <w:start w:val="1"/>
+      <w:numFmt w:val="bullet"/>
+      <w:lvlText w:val=""/>
+      <w:lvlJc w:val="left"/>
+      <w:pPr>
+        <w:tabs>
+          <w:tab w:val="num" w:pos="5040"/>
+        </w:tabs>
+        <w:ind w:left="5040" w:hanging="360"/>
+      </w:pPr>
+      <w:rPr>
+        <w:rFonts w:ascii="Wingdings" w:hAnsi="Wingdings" w:hint="default"/>
+        <w:sz w:val="20"/>
+      </w:rPr>
+    </w:lvl>
+    <w:lvl w:ilvl="7" w:tentative="1">
+      <w:start w:val="1"/>
+      <w:numFmt w:val="bullet"/>
+      <w:lvlText w:val=""/>
+      <w:lvlJc w:val="left"/>
+      <w:pPr>
+        <w:tabs>
+          <w:tab w:val="num" w:pos="5760"/>
+        </w:tabs>
+        <w:ind w:left="5760" w:hanging="360"/>
+      </w:pPr>
+      <w:rPr>
+        <w:rFonts w:ascii="Wingdings" w:hAnsi="Wingdings" w:hint="default"/>
+        <w:sz w:val="20"/>
+      </w:rPr>
+    </w:lvl>
+    <w:lvl w:ilvl="8" w:tentative="1">
+      <w:start w:val="1"/>
+      <w:numFmt w:val="bullet"/>
+      <w:lvlText w:val=""/>
+      <w:lvlJc w:val="left"/>
+      <w:pPr>
+        <w:tabs>
+          <w:tab w:val="num" w:pos="6480"/>
+        </w:tabs>
+        <w:ind w:left="6480" w:hanging="360"/>
+      </w:pPr>
+      <w:rPr>
+        <w:rFonts w:ascii="Wingdings" w:hAnsi="Wingdings" w:hint="default"/>
+        <w:sz w:val="20"/>
+      </w:rPr>
+    </w:lvl>
+  </w:abstractNum>
   <w:num w:numId="1" w16cid:durableId="490947971">
+    <w:abstractNumId w:val="9"/>
+  </w:num>
+  <w:num w:numId="2" w16cid:durableId="2017421506">
+    <w:abstractNumId w:val="2"/>
+  </w:num>
+  <w:num w:numId="3" w16cid:durableId="1369646203">
+    <w:abstractNumId w:val="4"/>
+  </w:num>
+  <w:num w:numId="4" w16cid:durableId="1068067014">
+    <w:abstractNumId w:val="8"/>
+  </w:num>
+  <w:num w:numId="5" w16cid:durableId="1493905867">
+    <w:abstractNumId w:val="7"/>
+  </w:num>
+  <w:num w:numId="6" w16cid:durableId="1940794458">
+    <w:abstractNumId w:val="11"/>
+  </w:num>
+  <w:num w:numId="7" w16cid:durableId="187761599">
+    <w:abstractNumId w:val="5"/>
+  </w:num>
+  <w:num w:numId="8" w16cid:durableId="1758549511">
+    <w:abstractNumId w:val="10"/>
+  </w:num>
+  <w:num w:numId="9" w16cid:durableId="1185747611">
     <w:abstractNumId w:val="0"/>
+  </w:num>
+  <w:num w:numId="10" w16cid:durableId="1186561395">
+    <w:abstractNumId w:val="12"/>
+  </w:num>
+  <w:num w:numId="11" w16cid:durableId="1088844717">
+    <w:abstractNumId w:val="1"/>
+  </w:num>
+  <w:num w:numId="12" w16cid:durableId="34277363">
+    <w:abstractNumId w:val="3"/>
+  </w:num>
+  <w:num w:numId="13" w16cid:durableId="1906144767">
+    <w:abstractNumId w:val="6"/>
   </w:num>
 </w:numbering>
 </file>
